--- a/Q5_Technical_Coordination/Q5_Response.docx
+++ b/Q5_Technical_Coordination/Q5_Response.docx
@@ -8,424 +8,2881 @@
       </w:pPr>
       <w:r>
         <w:rPr>
+          <w:rFonts w:ascii="Calibri" w:cs="Calibri" w:eastAsia="Calibri" w:hAnsi="Calibri"/>
           <w:b/>
           <w:bCs/>
-          <w:sz w:val="30"/>
-          <w:szCs w:val="30"/>
+          <w:color w:val="005C99"/>
+          <w:sz w:val="34"/>
+          <w:szCs w:val="34"/>
         </w:rPr>
         <w:t xml:space="preserve">Question 5 — Coordinating Delivery Through the Round</w:t>
       </w:r>
     </w:p>
     <w:p>
       <w:pPr>
-        <w:spacing w:after="40"/>
+        <w:pBdr>
+          <w:bottom w:val="single" w:color="2684B5" w:sz="10" w:space="6"/>
+        </w:pBdr>
+        <w:spacing w:after="160"/>
       </w:pPr>
       <w:r>
         <w:rPr>
+          <w:rFonts w:ascii="Calibri" w:cs="Calibri" w:eastAsia="Calibri" w:hAnsi="Calibri"/>
           <w:i/>
           <w:iCs/>
-          <w:sz w:val="18"/>
-          <w:szCs w:val="18"/>
+          <w:color w:val="555555"/>
+          <w:sz w:val="19"/>
+          <w:szCs w:val="19"/>
         </w:rPr>
-        <w:t xml:space="preserve">Candidate: Yahaya Umar Muhammad  |  Part 3 (compulsory)  |  Maximum 3 pages</w:t>
+        <w:t xml:space="preserve">Yahaya Umar Muhammad  |  Part 3 (compulsory)  |  Maximum 3 pages</w:t>
       </w:r>
     </w:p>
     <w:p>
       <w:pPr>
-        <w:pBdr>
-          <w:bottom w:val="single" w:color="999999" w:sz="6" w:space="4"/>
-        </w:pBdr>
-        <w:spacing w:after="200"/>
+        <w:spacing w:after="110" w:line="250"/>
       </w:pPr>
       <w:r>
         <w:rPr>
-          <w:i/>
-          <w:iCs/>
-          <w:color w:val="555555"/>
-          <w:sz w:val="18"/>
-          <w:szCs w:val="18"/>
+          <w:rFonts w:ascii="Calibri" w:cs="Calibri" w:eastAsia="Calibri" w:hAnsi="Calibri"/>
+          <w:color w:val="1A1A1A"/>
+          <w:sz w:val="21"/>
+          <w:szCs w:val="21"/>
         </w:rPr>
-        <w:t xml:space="preserve">Repository: github.com/umary1063/eHealth_Africa_Senior_Coordinator_GIS_Assessment</w:t>
+        <w:t xml:space="preserve">On day three of seven, four things land at once. Two are irreversible if mishandled: a database duplication that compounds with every further edit, and a national-level discrepancy that hardens into a narrative the longer it goes unaddressed. Two tolerate delay: the partner report is due in nine days, and a training-date request can wait for a considered answer. The first 24 hours are sequenced by five factors: risk to live delivery, reversibility, compounding data damage, reputational exposure, and dependency between actions — not by who raises an issue loudest.</w:t>
       </w:r>
     </w:p>
     <w:p>
       <w:pPr>
-        <w:spacing w:after="120" w:line="264"/>
+        <w:pStyle w:val="Heading1"/>
+        <w:pBdr>
+          <w:bottom w:val="single" w:color="BFD6E3" w:sz="4" w:space="3"/>
+        </w:pBdr>
+        <w:spacing w:after="100" w:before="260"/>
       </w:pPr>
       <w:r>
-        <w:t xml:space="preserve">Four things land at once on day three of seven. Two are irreversible if mishandled today: a database duplication that compounds with every further edit, and a national-level discrepancy that hardens into a narrative the longer it goes unaddressed. Two are real but tolerate delay: the partner report is due in nine days, and a training-date request can wait for a considered answer. The first twenty-four hours are sequenced by reversibility and compounding cost, not by who raises their issue loudest.</w:t>
+        <w:rPr>
+          <w:rFonts w:ascii="Calibri" w:cs="Calibri" w:eastAsia="Calibri" w:hAnsi="Calibri"/>
+          <w:b/>
+          <w:bCs/>
+          <w:color w:val="005C99"/>
+          <w:sz w:val="26"/>
+          <w:szCs w:val="26"/>
+        </w:rPr>
+        <w:t xml:space="preserve">1. First 24-Hour Response Sequence</w:t>
+      </w:r>
+    </w:p>
+    <w:tbl>
+      <w:tblPr>
+        <w:tblW w:type="dxa" w:w="10240"/>
+        <w:tblBorders>
+          <w:top w:val="single" w:color="auto" w:sz="4"/>
+          <w:left w:val="single" w:color="auto" w:sz="4"/>
+          <w:bottom w:val="single" w:color="auto" w:sz="4"/>
+          <w:right w:val="single" w:color="auto" w:sz="4"/>
+          <w:insideH w:val="single" w:color="auto" w:sz="4"/>
+          <w:insideV w:val="single" w:color="auto" w:sz="4"/>
+        </w:tblBorders>
+      </w:tblPr>
+      <w:tblGrid>
+        <w:gridCol w:w="100"/>
+        <w:gridCol w:w="100"/>
+        <w:gridCol w:w="100"/>
+        <w:gridCol w:w="100"/>
+        <w:gridCol w:w="100"/>
+      </w:tblGrid>
+      <w:tr>
+        <w:trPr>
+          <w:tblHeader/>
+        </w:trPr>
+        <w:tc>
+          <w:tcPr>
+            <w:tcW w:type="dxa" w:w="1050"/>
+            <w:shd w:fill="005C99" w:val="clear"/>
+            <w:tcMar>
+              <w:top w:type="dxa" w:w="60"/>
+              <w:left w:type="dxa" w:w="90"/>
+              <w:bottom w:type="dxa" w:w="60"/>
+              <w:right w:type="dxa" w:w="90"/>
+            </w:tcMar>
+          </w:tcPr>
+          <w:p>
+            <w:pPr>
+              <w:spacing w:after="0" w:line="230"/>
+            </w:pPr>
+            <w:r>
+              <w:rPr>
+                <w:rFonts w:ascii="Calibri" w:cs="Calibri" w:eastAsia="Calibri" w:hAnsi="Calibri"/>
+                <w:b/>
+                <w:bCs/>
+                <w:color w:val="FFFFFF"/>
+                <w:sz w:val="17"/>
+                <w:szCs w:val="17"/>
+              </w:rPr>
+              <w:t xml:space="preserve">Time</w:t>
+            </w:r>
+          </w:p>
+        </w:tc>
+        <w:tc>
+          <w:tcPr>
+            <w:tcW w:type="dxa" w:w="3450"/>
+            <w:shd w:fill="005C99" w:val="clear"/>
+            <w:tcMar>
+              <w:top w:type="dxa" w:w="60"/>
+              <w:left w:type="dxa" w:w="90"/>
+              <w:bottom w:type="dxa" w:w="60"/>
+              <w:right w:type="dxa" w:w="90"/>
+            </w:tcMar>
+          </w:tcPr>
+          <w:p>
+            <w:pPr>
+              <w:spacing w:after="0" w:line="230"/>
+            </w:pPr>
+            <w:r>
+              <w:rPr>
+                <w:rFonts w:ascii="Calibri" w:cs="Calibri" w:eastAsia="Calibri" w:hAnsi="Calibri"/>
+                <w:b/>
+                <w:bCs/>
+                <w:color w:val="FFFFFF"/>
+                <w:sz w:val="17"/>
+                <w:szCs w:val="17"/>
+              </w:rPr>
+              <w:t xml:space="preserve">Action</w:t>
+            </w:r>
+          </w:p>
+        </w:tc>
+        <w:tc>
+          <w:tcPr>
+            <w:tcW w:type="dxa" w:w="1150"/>
+            <w:shd w:fill="005C99" w:val="clear"/>
+            <w:tcMar>
+              <w:top w:type="dxa" w:w="60"/>
+              <w:left w:type="dxa" w:w="90"/>
+              <w:bottom w:type="dxa" w:w="60"/>
+              <w:right w:type="dxa" w:w="90"/>
+            </w:tcMar>
+          </w:tcPr>
+          <w:p>
+            <w:pPr>
+              <w:spacing w:after="0" w:line="230"/>
+            </w:pPr>
+            <w:r>
+              <w:rPr>
+                <w:rFonts w:ascii="Calibri" w:cs="Calibri" w:eastAsia="Calibri" w:hAnsi="Calibri"/>
+                <w:b/>
+                <w:bCs/>
+                <w:color w:val="FFFFFF"/>
+                <w:sz w:val="17"/>
+                <w:szCs w:val="17"/>
+              </w:rPr>
+              <w:t xml:space="preserve">Lead</w:t>
+            </w:r>
+          </w:p>
+        </w:tc>
+        <w:tc>
+          <w:tcPr>
+            <w:tcW w:type="dxa" w:w="2200"/>
+            <w:shd w:fill="005C99" w:val="clear"/>
+            <w:tcMar>
+              <w:top w:type="dxa" w:w="60"/>
+              <w:left w:type="dxa" w:w="90"/>
+              <w:bottom w:type="dxa" w:w="60"/>
+              <w:right w:type="dxa" w:w="90"/>
+            </w:tcMar>
+          </w:tcPr>
+          <w:p>
+            <w:pPr>
+              <w:spacing w:after="0" w:line="230"/>
+            </w:pPr>
+            <w:r>
+              <w:rPr>
+                <w:rFonts w:ascii="Calibri" w:cs="Calibri" w:eastAsia="Calibri" w:hAnsi="Calibri"/>
+                <w:b/>
+                <w:bCs/>
+                <w:color w:val="FFFFFF"/>
+                <w:sz w:val="17"/>
+                <w:szCs w:val="17"/>
+              </w:rPr>
+              <w:t xml:space="preserve">Immediate output</w:t>
+            </w:r>
+          </w:p>
+        </w:tc>
+        <w:tc>
+          <w:tcPr>
+            <w:tcW w:type="dxa" w:w="2390"/>
+            <w:shd w:fill="005C99" w:val="clear"/>
+            <w:tcMar>
+              <w:top w:type="dxa" w:w="60"/>
+              <w:left w:type="dxa" w:w="90"/>
+              <w:bottom w:type="dxa" w:w="60"/>
+              <w:right w:type="dxa" w:w="90"/>
+            </w:tcMar>
+          </w:tcPr>
+          <w:p>
+            <w:pPr>
+              <w:spacing w:after="0" w:line="230"/>
+            </w:pPr>
+            <w:r>
+              <w:rPr>
+                <w:rFonts w:ascii="Calibri" w:cs="Calibri" w:eastAsia="Calibri" w:hAnsi="Calibri"/>
+                <w:b/>
+                <w:bCs/>
+                <w:color w:val="FFFFFF"/>
+                <w:sz w:val="17"/>
+                <w:szCs w:val="17"/>
+              </w:rPr>
+              <w:t xml:space="preserve">Reason for sequence</w:t>
+            </w:r>
+          </w:p>
+        </w:tc>
+      </w:tr>
+      <w:tr>
+        <w:trPr>
+          <w:cantSplit/>
+        </w:trPr>
+        <w:tc>
+          <w:tcPr>
+            <w:tcW w:type="dxa" w:w="1050"/>
+            <w:tcMar>
+              <w:top w:type="dxa" w:w="60"/>
+              <w:left w:type="dxa" w:w="90"/>
+              <w:bottom w:type="dxa" w:w="60"/>
+              <w:right w:type="dxa" w:w="90"/>
+            </w:tcMar>
+          </w:tcPr>
+          <w:p>
+            <w:pPr>
+              <w:spacing w:after="0" w:line="230"/>
+            </w:pPr>
+            <w:r>
+              <w:rPr>
+                <w:rFonts w:ascii="Calibri" w:cs="Calibri" w:eastAsia="Calibri" w:hAnsi="Calibri"/>
+                <w:b w:val="false"/>
+                <w:bCs w:val="false"/>
+                <w:color w:val="1A1A1A"/>
+                <w:sz w:val="17"/>
+                <w:szCs w:val="17"/>
+              </w:rPr>
+              <w:t xml:space="preserve">0–1h</w:t>
+            </w:r>
+          </w:p>
+        </w:tc>
+        <w:tc>
+          <w:tcPr>
+            <w:tcW w:type="dxa" w:w="3450"/>
+            <w:tcMar>
+              <w:top w:type="dxa" w:w="60"/>
+              <w:left w:type="dxa" w:w="90"/>
+              <w:bottom w:type="dxa" w:w="60"/>
+              <w:right w:type="dxa" w:w="90"/>
+            </w:tcMar>
+          </w:tcPr>
+          <w:p>
+            <w:pPr>
+              <w:spacing w:after="0" w:line="230"/>
+            </w:pPr>
+            <w:r>
+              <w:rPr>
+                <w:rFonts w:ascii="Calibri" w:cs="Calibri" w:eastAsia="Calibri" w:hAnsi="Calibri"/>
+                <w:b w:val="false"/>
+                <w:bCs w:val="false"/>
+                <w:color w:val="1A1A1A"/>
+                <w:sz w:val="17"/>
+                <w:szCs w:val="17"/>
+              </w:rPr>
+              <w:t xml:space="preserve">Activate incident coordination; acknowledge the state-reported discrepancy; preserve database evidence; place the settlement layer under a controlled edit restriction rather than stopping campaign operations.</w:t>
+            </w:r>
+          </w:p>
+        </w:tc>
+        <w:tc>
+          <w:tcPr>
+            <w:tcW w:type="dxa" w:w="1150"/>
+            <w:tcMar>
+              <w:top w:type="dxa" w:w="60"/>
+              <w:left w:type="dxa" w:w="90"/>
+              <w:bottom w:type="dxa" w:w="60"/>
+              <w:right w:type="dxa" w:w="90"/>
+            </w:tcMar>
+          </w:tcPr>
+          <w:p>
+            <w:pPr>
+              <w:spacing w:after="0" w:line="230"/>
+            </w:pPr>
+            <w:r>
+              <w:rPr>
+                <w:rFonts w:ascii="Calibri" w:cs="Calibri" w:eastAsia="Calibri" w:hAnsi="Calibri"/>
+                <w:b w:val="false"/>
+                <w:bCs w:val="false"/>
+                <w:color w:val="1A1A1A"/>
+                <w:sz w:val="17"/>
+                <w:szCs w:val="17"/>
+              </w:rPr>
+              <w:t xml:space="preserve">Coordinator</w:t>
+            </w:r>
+          </w:p>
+        </w:tc>
+        <w:tc>
+          <w:tcPr>
+            <w:tcW w:type="dxa" w:w="2200"/>
+            <w:tcMar>
+              <w:top w:type="dxa" w:w="60"/>
+              <w:left w:type="dxa" w:w="90"/>
+              <w:bottom w:type="dxa" w:w="60"/>
+              <w:right w:type="dxa" w:w="90"/>
+            </w:tcMar>
+          </w:tcPr>
+          <w:p>
+            <w:pPr>
+              <w:spacing w:after="0" w:line="230"/>
+            </w:pPr>
+            <w:r>
+              <w:rPr>
+                <w:rFonts w:ascii="Calibri" w:cs="Calibri" w:eastAsia="Calibri" w:hAnsi="Calibri"/>
+                <w:b w:val="false"/>
+                <w:bCs w:val="false"/>
+                <w:color w:val="1A1A1A"/>
+                <w:sz w:val="17"/>
+                <w:szCs w:val="17"/>
+              </w:rPr>
+              <w:t xml:space="preserve">Incident log opened; layer in restricted-edit mode.</w:t>
+            </w:r>
+          </w:p>
+        </w:tc>
+        <w:tc>
+          <w:tcPr>
+            <w:tcW w:type="dxa" w:w="2390"/>
+            <w:tcMar>
+              <w:top w:type="dxa" w:w="60"/>
+              <w:left w:type="dxa" w:w="90"/>
+              <w:bottom w:type="dxa" w:w="60"/>
+              <w:right w:type="dxa" w:w="90"/>
+            </w:tcMar>
+          </w:tcPr>
+          <w:p>
+            <w:pPr>
+              <w:spacing w:after="0" w:line="230"/>
+            </w:pPr>
+            <w:r>
+              <w:rPr>
+                <w:rFonts w:ascii="Calibri" w:cs="Calibri" w:eastAsia="Calibri" w:hAnsi="Calibri"/>
+                <w:b w:val="false"/>
+                <w:bCs w:val="false"/>
+                <w:color w:val="1A1A1A"/>
+                <w:sz w:val="17"/>
+                <w:szCs w:val="17"/>
+              </w:rPr>
+              <w:t xml:space="preserve">Silence and uncontrolled edits both compound; a restriction is not a shutdown, so live delivery is protected while evidence is preserved.</w:t>
+            </w:r>
+          </w:p>
+        </w:tc>
+      </w:tr>
+      <w:tr>
+        <w:trPr>
+          <w:cantSplit/>
+        </w:trPr>
+        <w:tc>
+          <w:tcPr>
+            <w:tcW w:type="dxa" w:w="1050"/>
+            <w:shd w:fill="EAF2F7" w:val="clear"/>
+            <w:tcMar>
+              <w:top w:type="dxa" w:w="60"/>
+              <w:left w:type="dxa" w:w="90"/>
+              <w:bottom w:type="dxa" w:w="60"/>
+              <w:right w:type="dxa" w:w="90"/>
+            </w:tcMar>
+          </w:tcPr>
+          <w:p>
+            <w:pPr>
+              <w:spacing w:after="0" w:line="230"/>
+            </w:pPr>
+            <w:r>
+              <w:rPr>
+                <w:rFonts w:ascii="Calibri" w:cs="Calibri" w:eastAsia="Calibri" w:hAnsi="Calibri"/>
+                <w:b w:val="false"/>
+                <w:bCs w:val="false"/>
+                <w:color w:val="1A1A1A"/>
+                <w:sz w:val="17"/>
+                <w:szCs w:val="17"/>
+              </w:rPr>
+              <w:t xml:space="preserve">1–3h</w:t>
+            </w:r>
+          </w:p>
+        </w:tc>
+        <w:tc>
+          <w:tcPr>
+            <w:tcW w:type="dxa" w:w="3450"/>
+            <w:shd w:fill="EAF2F7" w:val="clear"/>
+            <w:tcMar>
+              <w:top w:type="dxa" w:w="60"/>
+              <w:left w:type="dxa" w:w="90"/>
+              <w:bottom w:type="dxa" w:w="60"/>
+              <w:right w:type="dxa" w:w="90"/>
+            </w:tcMar>
+          </w:tcPr>
+          <w:p>
+            <w:pPr>
+              <w:spacing w:after="0" w:line="230"/>
+            </w:pPr>
+            <w:r>
+              <w:rPr>
+                <w:rFonts w:ascii="Calibri" w:cs="Calibri" w:eastAsia="Calibri" w:hAnsi="Calibri"/>
+                <w:b w:val="false"/>
+                <w:bCs w:val="false"/>
+                <w:color w:val="1A1A1A"/>
+                <w:sz w:val="17"/>
+                <w:szCs w:val="17"/>
+              </w:rPr>
+              <w:t xml:space="preserve">Assign separate leads for database integrity and coverage reconciliation; capture a database snapshot, logs, affected records and source files; check whether the duplication could explain the coverage gap.</w:t>
+            </w:r>
+          </w:p>
+        </w:tc>
+        <w:tc>
+          <w:tcPr>
+            <w:tcW w:type="dxa" w:w="1150"/>
+            <w:shd w:fill="EAF2F7" w:val="clear"/>
+            <w:tcMar>
+              <w:top w:type="dxa" w:w="60"/>
+              <w:left w:type="dxa" w:w="90"/>
+              <w:bottom w:type="dxa" w:w="60"/>
+              <w:right w:type="dxa" w:w="90"/>
+            </w:tcMar>
+          </w:tcPr>
+          <w:p>
+            <w:pPr>
+              <w:spacing w:after="0" w:line="230"/>
+            </w:pPr>
+            <w:r>
+              <w:rPr>
+                <w:rFonts w:ascii="Calibri" w:cs="Calibri" w:eastAsia="Calibri" w:hAnsi="Calibri"/>
+                <w:b w:val="false"/>
+                <w:bCs w:val="false"/>
+                <w:color w:val="1A1A1A"/>
+                <w:sz w:val="17"/>
+                <w:szCs w:val="17"/>
+              </w:rPr>
+              <w:t xml:space="preserve">Coordinator, then 2 leads</w:t>
+            </w:r>
+          </w:p>
+        </w:tc>
+        <w:tc>
+          <w:tcPr>
+            <w:tcW w:type="dxa" w:w="2200"/>
+            <w:shd w:fill="EAF2F7" w:val="clear"/>
+            <w:tcMar>
+              <w:top w:type="dxa" w:w="60"/>
+              <w:left w:type="dxa" w:w="90"/>
+              <w:bottom w:type="dxa" w:w="60"/>
+              <w:right w:type="dxa" w:w="90"/>
+            </w:tcMar>
+          </w:tcPr>
+          <w:p>
+            <w:pPr>
+              <w:spacing w:after="0" w:line="230"/>
+            </w:pPr>
+            <w:r>
+              <w:rPr>
+                <w:rFonts w:ascii="Calibri" w:cs="Calibri" w:eastAsia="Calibri" w:hAnsi="Calibri"/>
+                <w:b w:val="false"/>
+                <w:bCs w:val="false"/>
+                <w:color w:val="1A1A1A"/>
+                <w:sz w:val="17"/>
+                <w:szCs w:val="17"/>
+              </w:rPr>
+              <w:t xml:space="preserve">Evidence snapshot secured; two named leads working in parallel.</w:t>
+            </w:r>
+          </w:p>
+        </w:tc>
+        <w:tc>
+          <w:tcPr>
+            <w:tcW w:type="dxa" w:w="2390"/>
+            <w:shd w:fill="EAF2F7" w:val="clear"/>
+            <w:tcMar>
+              <w:top w:type="dxa" w:w="60"/>
+              <w:left w:type="dxa" w:w="90"/>
+              <w:bottom w:type="dxa" w:w="60"/>
+              <w:right w:type="dxa" w:w="90"/>
+            </w:tcMar>
+          </w:tcPr>
+          <w:p>
+            <w:pPr>
+              <w:spacing w:after="0" w:line="230"/>
+            </w:pPr>
+            <w:r>
+              <w:rPr>
+                <w:rFonts w:ascii="Calibri" w:cs="Calibri" w:eastAsia="Calibri" w:hAnsi="Calibri"/>
+                <w:b w:val="false"/>
+                <w:bCs w:val="false"/>
+                <w:color w:val="1A1A1A"/>
+                <w:sz w:val="17"/>
+                <w:szCs w:val="17"/>
+              </w:rPr>
+              <w:t xml:space="preserve">Parallel tracks stop one coordinator becoming the bottleneck; evidence must be frozen before any fix is attempted.</w:t>
+            </w:r>
+          </w:p>
+        </w:tc>
+      </w:tr>
+      <w:tr>
+        <w:trPr>
+          <w:cantSplit/>
+        </w:trPr>
+        <w:tc>
+          <w:tcPr>
+            <w:tcW w:type="dxa" w:w="1050"/>
+            <w:tcMar>
+              <w:top w:type="dxa" w:w="60"/>
+              <w:left w:type="dxa" w:w="90"/>
+              <w:bottom w:type="dxa" w:w="60"/>
+              <w:right w:type="dxa" w:w="90"/>
+            </w:tcMar>
+          </w:tcPr>
+          <w:p>
+            <w:pPr>
+              <w:spacing w:after="0" w:line="230"/>
+            </w:pPr>
+            <w:r>
+              <w:rPr>
+                <w:rFonts w:ascii="Calibri" w:cs="Calibri" w:eastAsia="Calibri" w:hAnsi="Calibri"/>
+                <w:b w:val="false"/>
+                <w:bCs w:val="false"/>
+                <w:color w:val="1A1A1A"/>
+                <w:sz w:val="17"/>
+                <w:szCs w:val="17"/>
+              </w:rPr>
+              <w:t xml:space="preserve">2–4h</w:t>
+            </w:r>
+          </w:p>
+        </w:tc>
+        <w:tc>
+          <w:tcPr>
+            <w:tcW w:type="dxa" w:w="3450"/>
+            <w:tcMar>
+              <w:top w:type="dxa" w:w="60"/>
+              <w:left w:type="dxa" w:w="90"/>
+              <w:bottom w:type="dxa" w:w="60"/>
+              <w:right w:type="dxa" w:w="90"/>
+            </w:tcMar>
+          </w:tcPr>
+          <w:p>
+            <w:pPr>
+              <w:spacing w:after="0" w:line="230"/>
+            </w:pPr>
+            <w:r>
+              <w:rPr>
+                <w:rFonts w:ascii="Calibri" w:cs="Calibri" w:eastAsia="Calibri" w:hAnsi="Calibri"/>
+                <w:b w:val="false"/>
+                <w:bCs w:val="false"/>
+                <w:color w:val="1A1A1A"/>
+                <w:sz w:val="17"/>
+                <w:szCs w:val="17"/>
+              </w:rPr>
+              <w:t xml:space="preserve">Issue a factual holding statement to national level: a discrepancy exists, its known magnitude if available, reconciliation is underway. No figure is endorsed.</w:t>
+            </w:r>
+          </w:p>
+        </w:tc>
+        <w:tc>
+          <w:tcPr>
+            <w:tcW w:type="dxa" w:w="1150"/>
+            <w:tcMar>
+              <w:top w:type="dxa" w:w="60"/>
+              <w:left w:type="dxa" w:w="90"/>
+              <w:bottom w:type="dxa" w:w="60"/>
+              <w:right w:type="dxa" w:w="90"/>
+            </w:tcMar>
+          </w:tcPr>
+          <w:p>
+            <w:pPr>
+              <w:spacing w:after="0" w:line="230"/>
+            </w:pPr>
+            <w:r>
+              <w:rPr>
+                <w:rFonts w:ascii="Calibri" w:cs="Calibri" w:eastAsia="Calibri" w:hAnsi="Calibri"/>
+                <w:b w:val="false"/>
+                <w:bCs w:val="false"/>
+                <w:color w:val="1A1A1A"/>
+                <w:sz w:val="17"/>
+                <w:szCs w:val="17"/>
+              </w:rPr>
+              <w:t xml:space="preserve">Coordinator</w:t>
+            </w:r>
+          </w:p>
+        </w:tc>
+        <w:tc>
+          <w:tcPr>
+            <w:tcW w:type="dxa" w:w="2200"/>
+            <w:tcMar>
+              <w:top w:type="dxa" w:w="60"/>
+              <w:left w:type="dxa" w:w="90"/>
+              <w:bottom w:type="dxa" w:w="60"/>
+              <w:right w:type="dxa" w:w="90"/>
+            </w:tcMar>
+          </w:tcPr>
+          <w:p>
+            <w:pPr>
+              <w:spacing w:after="0" w:line="230"/>
+            </w:pPr>
+            <w:r>
+              <w:rPr>
+                <w:rFonts w:ascii="Calibri" w:cs="Calibri" w:eastAsia="Calibri" w:hAnsi="Calibri"/>
+                <w:b w:val="false"/>
+                <w:bCs w:val="false"/>
+                <w:color w:val="1A1A1A"/>
+                <w:sz w:val="17"/>
+                <w:szCs w:val="17"/>
+              </w:rPr>
+              <w:t xml:space="preserve">Holding statement sent to EOC and state.</w:t>
+            </w:r>
+          </w:p>
+        </w:tc>
+        <w:tc>
+          <w:tcPr>
+            <w:tcW w:type="dxa" w:w="2390"/>
+            <w:tcMar>
+              <w:top w:type="dxa" w:w="60"/>
+              <w:left w:type="dxa" w:w="90"/>
+              <w:bottom w:type="dxa" w:w="60"/>
+              <w:right w:type="dxa" w:w="90"/>
+            </w:tcMar>
+          </w:tcPr>
+          <w:p>
+            <w:pPr>
+              <w:spacing w:after="0" w:line="230"/>
+            </w:pPr>
+            <w:r>
+              <w:rPr>
+                <w:rFonts w:ascii="Calibri" w:cs="Calibri" w:eastAsia="Calibri" w:hAnsi="Calibri"/>
+                <w:b w:val="false"/>
+                <w:bCs w:val="false"/>
+                <w:color w:val="1A1A1A"/>
+                <w:sz w:val="17"/>
+                <w:szCs w:val="17"/>
+              </w:rPr>
+              <w:t xml:space="preserve">An EOC that hears nothing fills the gap with its own theory; endorsing either figure early cannot be safely undone if wrong.</w:t>
+            </w:r>
+          </w:p>
+        </w:tc>
+      </w:tr>
+      <w:tr>
+        <w:trPr>
+          <w:cantSplit/>
+        </w:trPr>
+        <w:tc>
+          <w:tcPr>
+            <w:tcW w:type="dxa" w:w="1050"/>
+            <w:shd w:fill="EAF2F7" w:val="clear"/>
+            <w:tcMar>
+              <w:top w:type="dxa" w:w="60"/>
+              <w:left w:type="dxa" w:w="90"/>
+              <w:bottom w:type="dxa" w:w="60"/>
+              <w:right w:type="dxa" w:w="90"/>
+            </w:tcMar>
+          </w:tcPr>
+          <w:p>
+            <w:pPr>
+              <w:spacing w:after="0" w:line="230"/>
+            </w:pPr>
+            <w:r>
+              <w:rPr>
+                <w:rFonts w:ascii="Calibri" w:cs="Calibri" w:eastAsia="Calibri" w:hAnsi="Calibri"/>
+                <w:b w:val="false"/>
+                <w:bCs w:val="false"/>
+                <w:color w:val="1A1A1A"/>
+                <w:sz w:val="17"/>
+                <w:szCs w:val="17"/>
+              </w:rPr>
+              <w:t xml:space="preserve">3–8h</w:t>
+            </w:r>
+          </w:p>
+        </w:tc>
+        <w:tc>
+          <w:tcPr>
+            <w:tcW w:type="dxa" w:w="3450"/>
+            <w:shd w:fill="EAF2F7" w:val="clear"/>
+            <w:tcMar>
+              <w:top w:type="dxa" w:w="60"/>
+              <w:left w:type="dxa" w:w="90"/>
+              <w:bottom w:type="dxa" w:w="60"/>
+              <w:right w:type="dxa" w:w="90"/>
+            </w:tcMar>
+          </w:tcPr>
+          <w:p>
+            <w:pPr>
+              <w:spacing w:after="0" w:line="230"/>
+            </w:pPr>
+            <w:r>
+              <w:rPr>
+                <w:rFonts w:ascii="Calibri" w:cs="Calibri" w:eastAsia="Calibri" w:hAnsi="Calibri"/>
+                <w:b w:val="false"/>
+                <w:bCs w:val="false"/>
+                <w:color w:val="1A1A1A"/>
+                <w:sz w:val="17"/>
+                <w:szCs w:val="17"/>
+              </w:rPr>
+              <w:t xml:space="preserve">Work the root-cause decision tree in order: scope and definitions, timing, data engineering, human reporting (Section 2).</w:t>
+            </w:r>
+          </w:p>
+        </w:tc>
+        <w:tc>
+          <w:tcPr>
+            <w:tcW w:type="dxa" w:w="1150"/>
+            <w:shd w:fill="EAF2F7" w:val="clear"/>
+            <w:tcMar>
+              <w:top w:type="dxa" w:w="60"/>
+              <w:left w:type="dxa" w:w="90"/>
+              <w:bottom w:type="dxa" w:w="60"/>
+              <w:right w:type="dxa" w:w="90"/>
+            </w:tcMar>
+          </w:tcPr>
+          <w:p>
+            <w:pPr>
+              <w:spacing w:after="0" w:line="230"/>
+            </w:pPr>
+            <w:r>
+              <w:rPr>
+                <w:rFonts w:ascii="Calibri" w:cs="Calibri" w:eastAsia="Calibri" w:hAnsi="Calibri"/>
+                <w:b w:val="false"/>
+                <w:bCs w:val="false"/>
+                <w:color w:val="1A1A1A"/>
+                <w:sz w:val="17"/>
+                <w:szCs w:val="17"/>
+              </w:rPr>
+              <w:t xml:space="preserve">Reconciliation lead</w:t>
+            </w:r>
+          </w:p>
+        </w:tc>
+        <w:tc>
+          <w:tcPr>
+            <w:tcW w:type="dxa" w:w="2200"/>
+            <w:shd w:fill="EAF2F7" w:val="clear"/>
+            <w:tcMar>
+              <w:top w:type="dxa" w:w="60"/>
+              <w:left w:type="dxa" w:w="90"/>
+              <w:bottom w:type="dxa" w:w="60"/>
+              <w:right w:type="dxa" w:w="90"/>
+            </w:tcMar>
+          </w:tcPr>
+          <w:p>
+            <w:pPr>
+              <w:spacing w:after="0" w:line="230"/>
+            </w:pPr>
+            <w:r>
+              <w:rPr>
+                <w:rFonts w:ascii="Calibri" w:cs="Calibri" w:eastAsia="Calibri" w:hAnsi="Calibri"/>
+                <w:b w:val="false"/>
+                <w:bCs w:val="false"/>
+                <w:color w:val="1A1A1A"/>
+                <w:sz w:val="17"/>
+                <w:szCs w:val="17"/>
+              </w:rPr>
+              <w:t xml:space="preserve">Root cause identified, or candidate causes ruled out and documented.</w:t>
+            </w:r>
+          </w:p>
+        </w:tc>
+        <w:tc>
+          <w:tcPr>
+            <w:tcW w:type="dxa" w:w="2390"/>
+            <w:shd w:fill="EAF2F7" w:val="clear"/>
+            <w:tcMar>
+              <w:top w:type="dxa" w:w="60"/>
+              <w:left w:type="dxa" w:w="90"/>
+              <w:bottom w:type="dxa" w:w="60"/>
+              <w:right w:type="dxa" w:w="90"/>
+            </w:tcMar>
+          </w:tcPr>
+          <w:p>
+            <w:pPr>
+              <w:spacing w:after="0" w:line="230"/>
+            </w:pPr>
+            <w:r>
+              <w:rPr>
+                <w:rFonts w:ascii="Calibri" w:cs="Calibri" w:eastAsia="Calibri" w:hAnsi="Calibri"/>
+                <w:b w:val="false"/>
+                <w:bCs w:val="false"/>
+                <w:color w:val="1A1A1A"/>
+                <w:sz w:val="17"/>
+                <w:szCs w:val="17"/>
+              </w:rPr>
+              <w:t xml:space="preserve">Cheapest, least relationship-damaging explanations are checked before any party is told they are wrong.</w:t>
+            </w:r>
+          </w:p>
+        </w:tc>
+      </w:tr>
+      <w:tr>
+        <w:trPr>
+          <w:cantSplit/>
+        </w:trPr>
+        <w:tc>
+          <w:tcPr>
+            <w:tcW w:type="dxa" w:w="1050"/>
+            <w:tcMar>
+              <w:top w:type="dxa" w:w="60"/>
+              <w:left w:type="dxa" w:w="90"/>
+              <w:bottom w:type="dxa" w:w="60"/>
+              <w:right w:type="dxa" w:w="90"/>
+            </w:tcMar>
+          </w:tcPr>
+          <w:p>
+            <w:pPr>
+              <w:spacing w:after="0" w:line="230"/>
+            </w:pPr>
+            <w:r>
+              <w:rPr>
+                <w:rFonts w:ascii="Calibri" w:cs="Calibri" w:eastAsia="Calibri" w:hAnsi="Calibri"/>
+                <w:b w:val="false"/>
+                <w:bCs w:val="false"/>
+                <w:color w:val="1A1A1A"/>
+                <w:sz w:val="17"/>
+                <w:szCs w:val="17"/>
+              </w:rPr>
+              <w:t xml:space="preserve">4–10h</w:t>
+            </w:r>
+          </w:p>
+        </w:tc>
+        <w:tc>
+          <w:tcPr>
+            <w:tcW w:type="dxa" w:w="3450"/>
+            <w:tcMar>
+              <w:top w:type="dxa" w:w="60"/>
+              <w:left w:type="dxa" w:w="90"/>
+              <w:bottom w:type="dxa" w:w="60"/>
+              <w:right w:type="dxa" w:w="90"/>
+            </w:tcMar>
+          </w:tcPr>
+          <w:p>
+            <w:pPr>
+              <w:spacing w:after="0" w:line="230"/>
+            </w:pPr>
+            <w:r>
+              <w:rPr>
+                <w:rFonts w:ascii="Calibri" w:cs="Calibri" w:eastAsia="Calibri" w:hAnsi="Calibri"/>
+                <w:b w:val="false"/>
+                <w:bCs w:val="false"/>
+                <w:color w:val="1A1A1A"/>
+                <w:sz w:val="17"/>
+                <w:szCs w:val="17"/>
+              </w:rPr>
+              <w:t xml:space="preserve">Begin structured handover with both departing analysts: credentials, scripts, contacts, pending issues, workarounds, state-specific risks.</w:t>
+            </w:r>
+          </w:p>
+        </w:tc>
+        <w:tc>
+          <w:tcPr>
+            <w:tcW w:type="dxa" w:w="1150"/>
+            <w:tcMar>
+              <w:top w:type="dxa" w:w="60"/>
+              <w:left w:type="dxa" w:w="90"/>
+              <w:bottom w:type="dxa" w:w="60"/>
+              <w:right w:type="dxa" w:w="90"/>
+            </w:tcMar>
+          </w:tcPr>
+          <w:p>
+            <w:pPr>
+              <w:spacing w:after="0" w:line="230"/>
+            </w:pPr>
+            <w:r>
+              <w:rPr>
+                <w:rFonts w:ascii="Calibri" w:cs="Calibri" w:eastAsia="Calibri" w:hAnsi="Calibri"/>
+                <w:b w:val="false"/>
+                <w:bCs w:val="false"/>
+                <w:color w:val="1A1A1A"/>
+                <w:sz w:val="17"/>
+                <w:szCs w:val="17"/>
+              </w:rPr>
+              <w:t xml:space="preserve">Coordinator with departing analysts</w:t>
+            </w:r>
+          </w:p>
+        </w:tc>
+        <w:tc>
+          <w:tcPr>
+            <w:tcW w:type="dxa" w:w="2200"/>
+            <w:tcMar>
+              <w:top w:type="dxa" w:w="60"/>
+              <w:left w:type="dxa" w:w="90"/>
+              <w:bottom w:type="dxa" w:w="60"/>
+              <w:right w:type="dxa" w:w="90"/>
+            </w:tcMar>
+          </w:tcPr>
+          <w:p>
+            <w:pPr>
+              <w:spacing w:after="0" w:line="230"/>
+            </w:pPr>
+            <w:r>
+              <w:rPr>
+                <w:rFonts w:ascii="Calibri" w:cs="Calibri" w:eastAsia="Calibri" w:hAnsi="Calibri"/>
+                <w:b w:val="false"/>
+                <w:bCs w:val="false"/>
+                <w:color w:val="1A1A1A"/>
+                <w:sz w:val="17"/>
+                <w:szCs w:val="17"/>
+              </w:rPr>
+              <w:t xml:space="preserve">Handover checklist opened; critical items captured in writing.</w:t>
+            </w:r>
+          </w:p>
+        </w:tc>
+        <w:tc>
+          <w:tcPr>
+            <w:tcW w:type="dxa" w:w="2390"/>
+            <w:tcMar>
+              <w:top w:type="dxa" w:w="60"/>
+              <w:left w:type="dxa" w:w="90"/>
+              <w:bottom w:type="dxa" w:w="60"/>
+              <w:right w:type="dxa" w:w="90"/>
+            </w:tcMar>
+          </w:tcPr>
+          <w:p>
+            <w:pPr>
+              <w:spacing w:after="0" w:line="230"/>
+            </w:pPr>
+            <w:r>
+              <w:rPr>
+                <w:rFonts w:ascii="Calibri" w:cs="Calibri" w:eastAsia="Calibri" w:hAnsi="Calibri"/>
+                <w:b w:val="false"/>
+                <w:bCs w:val="false"/>
+                <w:color w:val="1A1A1A"/>
+                <w:sz w:val="17"/>
+                <w:szCs w:val="17"/>
+              </w:rPr>
+              <w:t xml:space="preserve">Tacit knowledge starts decaying the moment resignation is announced, independently of the two live incidents.</w:t>
+            </w:r>
+          </w:p>
+        </w:tc>
+      </w:tr>
+      <w:tr>
+        <w:trPr>
+          <w:cantSplit/>
+        </w:trPr>
+        <w:tc>
+          <w:tcPr>
+            <w:tcW w:type="dxa" w:w="1050"/>
+            <w:shd w:fill="EAF2F7" w:val="clear"/>
+            <w:tcMar>
+              <w:top w:type="dxa" w:w="60"/>
+              <w:left w:type="dxa" w:w="90"/>
+              <w:bottom w:type="dxa" w:w="60"/>
+              <w:right w:type="dxa" w:w="90"/>
+            </w:tcMar>
+          </w:tcPr>
+          <w:p>
+            <w:pPr>
+              <w:spacing w:after="0" w:line="230"/>
+            </w:pPr>
+            <w:r>
+              <w:rPr>
+                <w:rFonts w:ascii="Calibri" w:cs="Calibri" w:eastAsia="Calibri" w:hAnsi="Calibri"/>
+                <w:b w:val="false"/>
+                <w:bCs w:val="false"/>
+                <w:color w:val="1A1A1A"/>
+                <w:sz w:val="17"/>
+                <w:szCs w:val="17"/>
+              </w:rPr>
+              <w:t xml:space="preserve">8–16h</w:t>
+            </w:r>
+          </w:p>
+        </w:tc>
+        <w:tc>
+          <w:tcPr>
+            <w:tcW w:type="dxa" w:w="3450"/>
+            <w:shd w:fill="EAF2F7" w:val="clear"/>
+            <w:tcMar>
+              <w:top w:type="dxa" w:w="60"/>
+              <w:left w:type="dxa" w:w="90"/>
+              <w:bottom w:type="dxa" w:w="60"/>
+              <w:right w:type="dxa" w:w="90"/>
+            </w:tcMar>
+          </w:tcPr>
+          <w:p>
+            <w:pPr>
+              <w:spacing w:after="0" w:line="230"/>
+            </w:pPr>
+            <w:r>
+              <w:rPr>
+                <w:rFonts w:ascii="Calibri" w:cs="Calibri" w:eastAsia="Calibri" w:hAnsi="Calibri"/>
+                <w:b w:val="false"/>
+                <w:bCs w:val="false"/>
+                <w:color w:val="1A1A1A"/>
+                <w:sz w:val="17"/>
+                <w:szCs w:val="17"/>
+              </w:rPr>
+              <w:t xml:space="preserve">Establish temporary coverage of the two vacated states; reassign responsibilities; confirm decision rights and escalation thresholds; protect production of the daily coverage product.</w:t>
+            </w:r>
+          </w:p>
+        </w:tc>
+        <w:tc>
+          <w:tcPr>
+            <w:tcW w:type="dxa" w:w="1150"/>
+            <w:shd w:fill="EAF2F7" w:val="clear"/>
+            <w:tcMar>
+              <w:top w:type="dxa" w:w="60"/>
+              <w:left w:type="dxa" w:w="90"/>
+              <w:bottom w:type="dxa" w:w="60"/>
+              <w:right w:type="dxa" w:w="90"/>
+            </w:tcMar>
+          </w:tcPr>
+          <w:p>
+            <w:pPr>
+              <w:spacing w:after="0" w:line="230"/>
+            </w:pPr>
+            <w:r>
+              <w:rPr>
+                <w:rFonts w:ascii="Calibri" w:cs="Calibri" w:eastAsia="Calibri" w:hAnsi="Calibri"/>
+                <w:b w:val="false"/>
+                <w:bCs w:val="false"/>
+                <w:color w:val="1A1A1A"/>
+                <w:sz w:val="17"/>
+                <w:szCs w:val="17"/>
+              </w:rPr>
+              <w:t xml:space="preserve">Coordinator</w:t>
+            </w:r>
+          </w:p>
+        </w:tc>
+        <w:tc>
+          <w:tcPr>
+            <w:tcW w:type="dxa" w:w="2200"/>
+            <w:shd w:fill="EAF2F7" w:val="clear"/>
+            <w:tcMar>
+              <w:top w:type="dxa" w:w="60"/>
+              <w:left w:type="dxa" w:w="90"/>
+              <w:bottom w:type="dxa" w:w="60"/>
+              <w:right w:type="dxa" w:w="90"/>
+            </w:tcMar>
+          </w:tcPr>
+          <w:p>
+            <w:pPr>
+              <w:spacing w:after="0" w:line="230"/>
+            </w:pPr>
+            <w:r>
+              <w:rPr>
+                <w:rFonts w:ascii="Calibri" w:cs="Calibri" w:eastAsia="Calibri" w:hAnsi="Calibri"/>
+                <w:b w:val="false"/>
+                <w:bCs w:val="false"/>
+                <w:color w:val="1A1A1A"/>
+                <w:sz w:val="17"/>
+                <w:szCs w:val="17"/>
+              </w:rPr>
+              <w:t xml:space="preserve">Interim state coverage confirmed; daily EOC product still ships on time.</w:t>
+            </w:r>
+          </w:p>
+        </w:tc>
+        <w:tc>
+          <w:tcPr>
+            <w:tcW w:type="dxa" w:w="2390"/>
+            <w:shd w:fill="EAF2F7" w:val="clear"/>
+            <w:tcMar>
+              <w:top w:type="dxa" w:w="60"/>
+              <w:left w:type="dxa" w:w="90"/>
+              <w:bottom w:type="dxa" w:w="60"/>
+              <w:right w:type="dxa" w:w="90"/>
+            </w:tcMar>
+          </w:tcPr>
+          <w:p>
+            <w:pPr>
+              <w:spacing w:after="0" w:line="230"/>
+            </w:pPr>
+            <w:r>
+              <w:rPr>
+                <w:rFonts w:ascii="Calibri" w:cs="Calibri" w:eastAsia="Calibri" w:hAnsi="Calibri"/>
+                <w:b w:val="false"/>
+                <w:bCs w:val="false"/>
+                <w:color w:val="1A1A1A"/>
+                <w:sz w:val="17"/>
+                <w:szCs w:val="17"/>
+              </w:rPr>
+              <w:t xml:space="preserve">The round is still live; the daily deliverable cannot lapse while other fires are being fought.</w:t>
+            </w:r>
+          </w:p>
+        </w:tc>
+      </w:tr>
+      <w:tr>
+        <w:trPr>
+          <w:cantSplit/>
+        </w:trPr>
+        <w:tc>
+          <w:tcPr>
+            <w:tcW w:type="dxa" w:w="1050"/>
+            <w:tcMar>
+              <w:top w:type="dxa" w:w="60"/>
+              <w:left w:type="dxa" w:w="90"/>
+              <w:bottom w:type="dxa" w:w="60"/>
+              <w:right w:type="dxa" w:w="90"/>
+            </w:tcMar>
+          </w:tcPr>
+          <w:p>
+            <w:pPr>
+              <w:spacing w:after="0" w:line="230"/>
+            </w:pPr>
+            <w:r>
+              <w:rPr>
+                <w:rFonts w:ascii="Calibri" w:cs="Calibri" w:eastAsia="Calibri" w:hAnsi="Calibri"/>
+                <w:b w:val="false"/>
+                <w:bCs w:val="false"/>
+                <w:color w:val="1A1A1A"/>
+                <w:sz w:val="17"/>
+                <w:szCs w:val="17"/>
+              </w:rPr>
+              <w:t xml:space="preserve">16–24h</w:t>
+            </w:r>
+          </w:p>
+        </w:tc>
+        <w:tc>
+          <w:tcPr>
+            <w:tcW w:type="dxa" w:w="3450"/>
+            <w:tcMar>
+              <w:top w:type="dxa" w:w="60"/>
+              <w:left w:type="dxa" w:w="90"/>
+              <w:bottom w:type="dxa" w:w="60"/>
+              <w:right w:type="dxa" w:w="90"/>
+            </w:tcMar>
+          </w:tcPr>
+          <w:p>
+            <w:pPr>
+              <w:spacing w:after="0" w:line="230"/>
+            </w:pPr>
+            <w:r>
+              <w:rPr>
+                <w:rFonts w:ascii="Calibri" w:cs="Calibri" w:eastAsia="Calibri" w:hAnsi="Calibri"/>
+                <w:b w:val="false"/>
+                <w:bCs w:val="false"/>
+                <w:color w:val="1A1A1A"/>
+                <w:sz w:val="17"/>
+                <w:szCs w:val="17"/>
+              </w:rPr>
+              <w:t xml:space="preserve">Publish a reconciled figure if defensible; otherwise a clearly labelled provisional figure with stated uncertainty and next update time. Confirm the partner-report recovery plan. Acknowledge, without committing to, the counterpart training-date request.</w:t>
+            </w:r>
+          </w:p>
+        </w:tc>
+        <w:tc>
+          <w:tcPr>
+            <w:tcW w:type="dxa" w:w="1150"/>
+            <w:tcMar>
+              <w:top w:type="dxa" w:w="60"/>
+              <w:left w:type="dxa" w:w="90"/>
+              <w:bottom w:type="dxa" w:w="60"/>
+              <w:right w:type="dxa" w:w="90"/>
+            </w:tcMar>
+          </w:tcPr>
+          <w:p>
+            <w:pPr>
+              <w:spacing w:after="0" w:line="230"/>
+            </w:pPr>
+            <w:r>
+              <w:rPr>
+                <w:rFonts w:ascii="Calibri" w:cs="Calibri" w:eastAsia="Calibri" w:hAnsi="Calibri"/>
+                <w:b w:val="false"/>
+                <w:bCs w:val="false"/>
+                <w:color w:val="1A1A1A"/>
+                <w:sz w:val="17"/>
+                <w:szCs w:val="17"/>
+              </w:rPr>
+              <w:t xml:space="preserve">Coordinator</w:t>
+            </w:r>
+          </w:p>
+        </w:tc>
+        <w:tc>
+          <w:tcPr>
+            <w:tcW w:type="dxa" w:w="2200"/>
+            <w:tcMar>
+              <w:top w:type="dxa" w:w="60"/>
+              <w:left w:type="dxa" w:w="90"/>
+              <w:bottom w:type="dxa" w:w="60"/>
+              <w:right w:type="dxa" w:w="90"/>
+            </w:tcMar>
+          </w:tcPr>
+          <w:p>
+            <w:pPr>
+              <w:spacing w:after="0" w:line="230"/>
+            </w:pPr>
+            <w:r>
+              <w:rPr>
+                <w:rFonts w:ascii="Calibri" w:cs="Calibri" w:eastAsia="Calibri" w:hAnsi="Calibri"/>
+                <w:b w:val="false"/>
+                <w:bCs w:val="false"/>
+                <w:color w:val="1A1A1A"/>
+                <w:sz w:val="17"/>
+                <w:szCs w:val="17"/>
+              </w:rPr>
+              <w:t xml:space="preserve">Public figure issued; partner-report plan confirmed; holding reply sent to counterpart.</w:t>
+            </w:r>
+          </w:p>
+        </w:tc>
+        <w:tc>
+          <w:tcPr>
+            <w:tcW w:type="dxa" w:w="2390"/>
+            <w:tcMar>
+              <w:top w:type="dxa" w:w="60"/>
+              <w:left w:type="dxa" w:w="90"/>
+              <w:bottom w:type="dxa" w:w="60"/>
+              <w:right w:type="dxa" w:w="90"/>
+            </w:tcMar>
+          </w:tcPr>
+          <w:p>
+            <w:pPr>
+              <w:spacing w:after="0" w:line="230"/>
+            </w:pPr>
+            <w:r>
+              <w:rPr>
+                <w:rFonts w:ascii="Calibri" w:cs="Calibri" w:eastAsia="Calibri" w:hAnsi="Calibri"/>
+                <w:b w:val="false"/>
+                <w:bCs w:val="false"/>
+                <w:color w:val="1A1A1A"/>
+                <w:sz w:val="17"/>
+                <w:szCs w:val="17"/>
+              </w:rPr>
+              <w:t xml:space="preserve">24 hours is the window promised in the holding statement; the partner report and training dates are real but tolerate a considered answer.</w:t>
+            </w:r>
+          </w:p>
+        </w:tc>
+      </w:tr>
+    </w:tbl>
+    <w:p>
+      <w:pPr>
+        <w:spacing w:after="100" w:before="100"/>
+      </w:pPr>
+      <w:r>
+        <w:rPr>
+          <w:rFonts w:ascii="Calibri" w:cs="Calibri" w:eastAsia="Calibri" w:hAnsi="Calibri"/>
+          <w:b/>
+          <w:bCs/>
+          <w:color w:val="1A1A1A"/>
+          <w:sz w:val="21"/>
+          <w:szCs w:val="21"/>
+        </w:rPr>
+        <w:t xml:space="preserve">Deliberately not done first: </w:t>
+      </w:r>
+      <w:r>
+        <w:rPr>
+          <w:rFonts w:ascii="Calibri" w:cs="Calibri" w:eastAsia="Calibri" w:hAnsi="Calibri"/>
+          <w:color w:val="1A1A1A"/>
+          <w:sz w:val="21"/>
+          <w:szCs w:val="21"/>
+        </w:rPr>
+        <w:t xml:space="preserve">no immediate deletion of duplicate records; no rollback before evidence is preserved; no premature declaration that the state or central figure is correct; no personal takeover of every technical task; no commitment to training dates before the resourcing implications of two resignations are understood.</w:t>
       </w:r>
     </w:p>
     <w:p>
       <w:pPr>
-        <w:pStyle w:val="Heading2"/>
-        <w:spacing w:after="80" w:before="200"/>
+        <w:pStyle w:val="Heading1"/>
+        <w:pBdr>
+          <w:bottom w:val="single" w:color="BFD6E3" w:sz="4" w:space="3"/>
+        </w:pBdr>
+        <w:spacing w:after="100" w:before="260"/>
       </w:pPr>
       <w:r>
         <w:rPr>
+          <w:rFonts w:ascii="Calibri" w:cs="Calibri" w:eastAsia="Calibri" w:hAnsi="Calibri"/>
           <w:b/>
           <w:bCs/>
+          <w:color w:val="005C99"/>
+          <w:sz w:val="26"/>
+          <w:szCs w:val="26"/>
         </w:rPr>
-        <w:t xml:space="preserve">1. Sequence of actions in the first 24 hours</w:t>
+        <w:t xml:space="preserve">2. Authoritative Figure, Root Cause, and Communicating Under Uncertainty</w:t>
       </w:r>
     </w:p>
     <w:p>
       <w:pPr>
-        <w:spacing w:after="120" w:line="264"/>
+        <w:spacing w:after="110" w:line="250"/>
       </w:pPr>
       <w:r>
         <w:rPr>
+          <w:rFonts w:ascii="Calibri" w:cs="Calibri" w:eastAsia="Calibri" w:hAnsi="Calibri"/>
           <w:b/>
           <w:bCs/>
+          <w:color w:val="1A1A1A"/>
+          <w:sz w:val="21"/>
+          <w:szCs w:val="21"/>
         </w:rPr>
-        <w:t xml:space="preserve">Hours 0–2 — freeze, don't fix, the shared database. </w:t>
+        <w:t xml:space="preserve">Figure of record. </w:t>
       </w:r>
       <w:r>
-        <w:t xml:space="preserve">New edits to the settlement layer go into a reconciliation hold the moment duplication is flagged — not a rollback. Every additional edit-hour on a layer with unresolved duplicate provenance makes root-causing harder, and deleting duplicates now would destroy the evidence needed to separate a database bug from the coverage discrepancy in item 2.</w:t>
+        <w:rPr>
+          <w:rFonts w:ascii="Calibri" w:cs="Calibri" w:eastAsia="Calibri" w:hAnsi="Calibri"/>
+          <w:color w:val="1A1A1A"/>
+          <w:sz w:val="21"/>
+          <w:szCs w:val="21"/>
+        </w:rPr>
+        <w:t xml:space="preserve">A single governed pipeline output is designated the figure of record — governed and reproducible, not automatically correct. It carries a fixed specification: agreed denominator, geographic unit, reporting cut-off, source hierarchy (track/e-tally derivation over ad hoc spreadsheets), validation status, and a version number. This is stated explicitly to the state and to national level: this is the number we stand behind procedurally, and it may still be revised.</w:t>
+      </w:r>
+    </w:p>
+    <w:tbl>
+      <w:tblPr>
+        <w:tblW w:type="dxa" w:w="10240"/>
+        <w:tblBorders>
+          <w:top w:val="single" w:color="auto" w:sz="4"/>
+          <w:left w:val="single" w:color="auto" w:sz="4"/>
+          <w:bottom w:val="single" w:color="auto" w:sz="4"/>
+          <w:right w:val="single" w:color="auto" w:sz="4"/>
+          <w:insideH w:val="single" w:color="auto" w:sz="4"/>
+          <w:insideV w:val="single" w:color="auto" w:sz="4"/>
+        </w:tblBorders>
+      </w:tblPr>
+      <w:tblGrid>
+        <w:gridCol w:w="100"/>
+        <w:gridCol w:w="100"/>
+        <w:gridCol w:w="100"/>
+      </w:tblGrid>
+      <w:tr>
+        <w:trPr>
+          <w:tblHeader/>
+        </w:trPr>
+        <w:tc>
+          <w:tcPr>
+            <w:tcW w:type="dxa" w:w="2400"/>
+            <w:shd w:fill="005C99" w:val="clear"/>
+            <w:tcMar>
+              <w:top w:type="dxa" w:w="60"/>
+              <w:left w:type="dxa" w:w="90"/>
+              <w:bottom w:type="dxa" w:w="60"/>
+              <w:right w:type="dxa" w:w="90"/>
+            </w:tcMar>
+          </w:tcPr>
+          <w:p>
+            <w:pPr>
+              <w:spacing w:after="0" w:line="230"/>
+            </w:pPr>
+            <w:r>
+              <w:rPr>
+                <w:rFonts w:ascii="Calibri" w:cs="Calibri" w:eastAsia="Calibri" w:hAnsi="Calibri"/>
+                <w:b/>
+                <w:bCs/>
+                <w:color w:val="FFFFFF"/>
+                <w:sz w:val="17"/>
+                <w:szCs w:val="17"/>
+              </w:rPr>
+              <w:t xml:space="preserve">Category</w:t>
+            </w:r>
+          </w:p>
+        </w:tc>
+        <w:tc>
+          <w:tcPr>
+            <w:tcW w:type="dxa" w:w="5240"/>
+            <w:shd w:fill="005C99" w:val="clear"/>
+            <w:tcMar>
+              <w:top w:type="dxa" w:w="60"/>
+              <w:left w:type="dxa" w:w="90"/>
+              <w:bottom w:type="dxa" w:w="60"/>
+              <w:right w:type="dxa" w:w="90"/>
+            </w:tcMar>
+          </w:tcPr>
+          <w:p>
+            <w:pPr>
+              <w:spacing w:after="0" w:line="230"/>
+            </w:pPr>
+            <w:r>
+              <w:rPr>
+                <w:rFonts w:ascii="Calibri" w:cs="Calibri" w:eastAsia="Calibri" w:hAnsi="Calibri"/>
+                <w:b/>
+                <w:bCs/>
+                <w:color w:val="FFFFFF"/>
+                <w:sz w:val="17"/>
+                <w:szCs w:val="17"/>
+              </w:rPr>
+              <w:t xml:space="preserve">Candidate causes</w:t>
+            </w:r>
+          </w:p>
+        </w:tc>
+        <w:tc>
+          <w:tcPr>
+            <w:tcW w:type="dxa" w:w="2600"/>
+            <w:shd w:fill="005C99" w:val="clear"/>
+            <w:tcMar>
+              <w:top w:type="dxa" w:w="60"/>
+              <w:left w:type="dxa" w:w="90"/>
+              <w:bottom w:type="dxa" w:w="60"/>
+              <w:right w:type="dxa" w:w="90"/>
+            </w:tcMar>
+          </w:tcPr>
+          <w:p>
+            <w:pPr>
+              <w:spacing w:after="0" w:line="230"/>
+            </w:pPr>
+            <w:r>
+              <w:rPr>
+                <w:rFonts w:ascii="Calibri" w:cs="Calibri" w:eastAsia="Calibri" w:hAnsi="Calibri"/>
+                <w:b/>
+                <w:bCs/>
+                <w:color w:val="FFFFFF"/>
+                <w:sz w:val="17"/>
+                <w:szCs w:val="17"/>
+              </w:rPr>
+              <w:t xml:space="preserve">Checked because</w:t>
+            </w:r>
+          </w:p>
+        </w:tc>
+      </w:tr>
+      <w:tr>
+        <w:trPr>
+          <w:cantSplit/>
+        </w:trPr>
+        <w:tc>
+          <w:tcPr>
+            <w:tcW w:type="dxa" w:w="2400"/>
+            <w:tcMar>
+              <w:top w:type="dxa" w:w="60"/>
+              <w:left w:type="dxa" w:w="90"/>
+              <w:bottom w:type="dxa" w:w="60"/>
+              <w:right w:type="dxa" w:w="90"/>
+            </w:tcMar>
+          </w:tcPr>
+          <w:p>
+            <w:pPr>
+              <w:spacing w:after="0" w:line="230"/>
+            </w:pPr>
+            <w:r>
+              <w:rPr>
+                <w:rFonts w:ascii="Calibri" w:cs="Calibri" w:eastAsia="Calibri" w:hAnsi="Calibri"/>
+                <w:b w:val="false"/>
+                <w:bCs w:val="false"/>
+                <w:color w:val="1A1A1A"/>
+                <w:sz w:val="17"/>
+                <w:szCs w:val="17"/>
+              </w:rPr>
+              <w:t xml:space="preserve">1. Scope and definition</w:t>
+            </w:r>
+          </w:p>
+        </w:tc>
+        <w:tc>
+          <w:tcPr>
+            <w:tcW w:type="dxa" w:w="5240"/>
+            <w:tcMar>
+              <w:top w:type="dxa" w:w="60"/>
+              <w:left w:type="dxa" w:w="90"/>
+              <w:bottom w:type="dxa" w:w="60"/>
+              <w:right w:type="dxa" w:w="90"/>
+            </w:tcMar>
+          </w:tcPr>
+          <w:p>
+            <w:pPr>
+              <w:spacing w:after="0" w:line="230"/>
+            </w:pPr>
+            <w:r>
+              <w:rPr>
+                <w:rFonts w:ascii="Calibri" w:cs="Calibri" w:eastAsia="Calibri" w:hAnsi="Calibri"/>
+                <w:b w:val="false"/>
+                <w:bCs w:val="false"/>
+                <w:color w:val="1A1A1A"/>
+                <w:sz w:val="17"/>
+                <w:szCs w:val="17"/>
+              </w:rPr>
+              <w:t xml:space="preserve">Denominator mismatch; different settlement masterlists; geographic misclassification.</w:t>
+            </w:r>
+          </w:p>
+        </w:tc>
+        <w:tc>
+          <w:tcPr>
+            <w:tcW w:type="dxa" w:w="2600"/>
+            <w:tcMar>
+              <w:top w:type="dxa" w:w="60"/>
+              <w:left w:type="dxa" w:w="90"/>
+              <w:bottom w:type="dxa" w:w="60"/>
+              <w:right w:type="dxa" w:w="90"/>
+            </w:tcMar>
+          </w:tcPr>
+          <w:p>
+            <w:pPr>
+              <w:spacing w:after="0" w:line="230"/>
+            </w:pPr>
+            <w:r>
+              <w:rPr>
+                <w:rFonts w:ascii="Calibri" w:cs="Calibri" w:eastAsia="Calibri" w:hAnsi="Calibri"/>
+                <w:b w:val="false"/>
+                <w:bCs w:val="false"/>
+                <w:color w:val="1A1A1A"/>
+                <w:sz w:val="17"/>
+                <w:szCs w:val="17"/>
+              </w:rPr>
+              <w:t xml:space="preserve">Cheapest to rule in or out; explains a gap without implicating any team.</w:t>
+            </w:r>
+          </w:p>
+        </w:tc>
+      </w:tr>
+      <w:tr>
+        <w:trPr>
+          <w:cantSplit/>
+        </w:trPr>
+        <w:tc>
+          <w:tcPr>
+            <w:tcW w:type="dxa" w:w="2400"/>
+            <w:shd w:fill="EAF2F7" w:val="clear"/>
+            <w:tcMar>
+              <w:top w:type="dxa" w:w="60"/>
+              <w:left w:type="dxa" w:w="90"/>
+              <w:bottom w:type="dxa" w:w="60"/>
+              <w:right w:type="dxa" w:w="90"/>
+            </w:tcMar>
+          </w:tcPr>
+          <w:p>
+            <w:pPr>
+              <w:spacing w:after="0" w:line="230"/>
+            </w:pPr>
+            <w:r>
+              <w:rPr>
+                <w:rFonts w:ascii="Calibri" w:cs="Calibri" w:eastAsia="Calibri" w:hAnsi="Calibri"/>
+                <w:b w:val="false"/>
+                <w:bCs w:val="false"/>
+                <w:color w:val="1A1A1A"/>
+                <w:sz w:val="17"/>
+                <w:szCs w:val="17"/>
+              </w:rPr>
+              <w:t xml:space="preserve">2. Timing</w:t>
+            </w:r>
+          </w:p>
+        </w:tc>
+        <w:tc>
+          <w:tcPr>
+            <w:tcW w:type="dxa" w:w="5240"/>
+            <w:shd w:fill="EAF2F7" w:val="clear"/>
+            <w:tcMar>
+              <w:top w:type="dxa" w:w="60"/>
+              <w:left w:type="dxa" w:w="90"/>
+              <w:bottom w:type="dxa" w:w="60"/>
+              <w:right w:type="dxa" w:w="90"/>
+            </w:tcMar>
+          </w:tcPr>
+          <w:p>
+            <w:pPr>
+              <w:spacing w:after="0" w:line="230"/>
+            </w:pPr>
+            <w:r>
+              <w:rPr>
+                <w:rFonts w:ascii="Calibri" w:cs="Calibri" w:eastAsia="Calibri" w:hAnsi="Calibri"/>
+                <w:b w:val="false"/>
+                <w:bCs w:val="false"/>
+                <w:color w:val="1A1A1A"/>
+                <w:sz w:val="17"/>
+                <w:szCs w:val="17"/>
+              </w:rPr>
+              <w:t xml:space="preserve">Reporting cut-off differences; late or duplicate submissions.</w:t>
+            </w:r>
+          </w:p>
+        </w:tc>
+        <w:tc>
+          <w:tcPr>
+            <w:tcW w:type="dxa" w:w="2600"/>
+            <w:shd w:fill="EAF2F7" w:val="clear"/>
+            <w:tcMar>
+              <w:top w:type="dxa" w:w="60"/>
+              <w:left w:type="dxa" w:w="90"/>
+              <w:bottom w:type="dxa" w:w="60"/>
+              <w:right w:type="dxa" w:w="90"/>
+            </w:tcMar>
+          </w:tcPr>
+          <w:p>
+            <w:pPr>
+              <w:spacing w:after="0" w:line="230"/>
+            </w:pPr>
+            <w:r>
+              <w:rPr>
+                <w:rFonts w:ascii="Calibri" w:cs="Calibri" w:eastAsia="Calibri" w:hAnsi="Calibri"/>
+                <w:b w:val="false"/>
+                <w:bCs w:val="false"/>
+                <w:color w:val="1A1A1A"/>
+                <w:sz w:val="17"/>
+                <w:szCs w:val="17"/>
+              </w:rPr>
+              <w:t xml:space="preserve">A one-day lag is common and easily confirmed from logs.</w:t>
+            </w:r>
+          </w:p>
+        </w:tc>
+      </w:tr>
+      <w:tr>
+        <w:trPr>
+          <w:cantSplit/>
+        </w:trPr>
+        <w:tc>
+          <w:tcPr>
+            <w:tcW w:type="dxa" w:w="2400"/>
+            <w:tcMar>
+              <w:top w:type="dxa" w:w="60"/>
+              <w:left w:type="dxa" w:w="90"/>
+              <w:bottom w:type="dxa" w:w="60"/>
+              <w:right w:type="dxa" w:w="90"/>
+            </w:tcMar>
+          </w:tcPr>
+          <w:p>
+            <w:pPr>
+              <w:spacing w:after="0" w:line="230"/>
+            </w:pPr>
+            <w:r>
+              <w:rPr>
+                <w:rFonts w:ascii="Calibri" w:cs="Calibri" w:eastAsia="Calibri" w:hAnsi="Calibri"/>
+                <w:b w:val="false"/>
+                <w:bCs w:val="false"/>
+                <w:color w:val="1A1A1A"/>
+                <w:sz w:val="17"/>
+                <w:szCs w:val="17"/>
+              </w:rPr>
+              <w:t xml:space="preserve">3. Data engineering</w:t>
+            </w:r>
+          </w:p>
+        </w:tc>
+        <w:tc>
+          <w:tcPr>
+            <w:tcW w:type="dxa" w:w="5240"/>
+            <w:tcMar>
+              <w:top w:type="dxa" w:w="60"/>
+              <w:left w:type="dxa" w:w="90"/>
+              <w:bottom w:type="dxa" w:w="60"/>
+              <w:right w:type="dxa" w:w="90"/>
+            </w:tcMar>
+          </w:tcPr>
+          <w:p>
+            <w:pPr>
+              <w:spacing w:after="0" w:line="230"/>
+            </w:pPr>
+            <w:r>
+              <w:rPr>
+                <w:rFonts w:ascii="Calibri" w:cs="Calibri" w:eastAsia="Calibri" w:hAnsi="Calibri"/>
+                <w:b w:val="false"/>
+                <w:bCs w:val="false"/>
+                <w:color w:val="1A1A1A"/>
+                <w:sz w:val="17"/>
+                <w:szCs w:val="17"/>
+              </w:rPr>
+              <w:t xml:space="preserve">Duplicate settlement records; aggregation or join errors; manual spreadsheet edits; pipeline defects.</w:t>
+            </w:r>
+          </w:p>
+        </w:tc>
+        <w:tc>
+          <w:tcPr>
+            <w:tcW w:type="dxa" w:w="2600"/>
+            <w:tcMar>
+              <w:top w:type="dxa" w:w="60"/>
+              <w:left w:type="dxa" w:w="90"/>
+              <w:bottom w:type="dxa" w:w="60"/>
+              <w:right w:type="dxa" w:w="90"/>
+            </w:tcMar>
+          </w:tcPr>
+          <w:p>
+            <w:pPr>
+              <w:spacing w:after="0" w:line="230"/>
+            </w:pPr>
+            <w:r>
+              <w:rPr>
+                <w:rFonts w:ascii="Calibri" w:cs="Calibri" w:eastAsia="Calibri" w:hAnsi="Calibri"/>
+                <w:b w:val="false"/>
+                <w:bCs w:val="false"/>
+                <w:color w:val="1A1A1A"/>
+                <w:sz w:val="17"/>
+                <w:szCs w:val="17"/>
+              </w:rPr>
+              <w:t xml:space="preserve">The live duplication incident makes this the most operationally relevant candidate; checked whether duplicates fall inside the disputed state/LGA.</w:t>
+            </w:r>
+          </w:p>
+        </w:tc>
+      </w:tr>
+      <w:tr>
+        <w:trPr>
+          <w:cantSplit/>
+        </w:trPr>
+        <w:tc>
+          <w:tcPr>
+            <w:tcW w:type="dxa" w:w="2400"/>
+            <w:shd w:fill="EAF2F7" w:val="clear"/>
+            <w:tcMar>
+              <w:top w:type="dxa" w:w="60"/>
+              <w:left w:type="dxa" w:w="90"/>
+              <w:bottom w:type="dxa" w:w="60"/>
+              <w:right w:type="dxa" w:w="90"/>
+            </w:tcMar>
+          </w:tcPr>
+          <w:p>
+            <w:pPr>
+              <w:spacing w:after="0" w:line="230"/>
+            </w:pPr>
+            <w:r>
+              <w:rPr>
+                <w:rFonts w:ascii="Calibri" w:cs="Calibri" w:eastAsia="Calibri" w:hAnsi="Calibri"/>
+                <w:b w:val="false"/>
+                <w:bCs w:val="false"/>
+                <w:color w:val="1A1A1A"/>
+                <w:sz w:val="17"/>
+                <w:szCs w:val="17"/>
+              </w:rPr>
+              <w:t xml:space="preserve">4. Human reporting</w:t>
+            </w:r>
+          </w:p>
+        </w:tc>
+        <w:tc>
+          <w:tcPr>
+            <w:tcW w:type="dxa" w:w="5240"/>
+            <w:shd w:fill="EAF2F7" w:val="clear"/>
+            <w:tcMar>
+              <w:top w:type="dxa" w:w="60"/>
+              <w:left w:type="dxa" w:w="90"/>
+              <w:bottom w:type="dxa" w:w="60"/>
+              <w:right w:type="dxa" w:w="90"/>
+            </w:tcMar>
+          </w:tcPr>
+          <w:p>
+            <w:pPr>
+              <w:spacing w:after="0" w:line="230"/>
+            </w:pPr>
+            <w:r>
+              <w:rPr>
+                <w:rFonts w:ascii="Calibri" w:cs="Calibri" w:eastAsia="Calibri" w:hAnsi="Calibri"/>
+                <w:b w:val="false"/>
+                <w:bCs w:val="false"/>
+                <w:color w:val="1A1A1A"/>
+                <w:sz w:val="17"/>
+                <w:szCs w:val="17"/>
+              </w:rPr>
+              <w:t xml:space="preserve">State-side transcription error.</w:t>
+            </w:r>
+          </w:p>
+        </w:tc>
+        <w:tc>
+          <w:tcPr>
+            <w:tcW w:type="dxa" w:w="2600"/>
+            <w:shd w:fill="EAF2F7" w:val="clear"/>
+            <w:tcMar>
+              <w:top w:type="dxa" w:w="60"/>
+              <w:left w:type="dxa" w:w="90"/>
+              <w:bottom w:type="dxa" w:w="60"/>
+              <w:right w:type="dxa" w:w="90"/>
+            </w:tcMar>
+          </w:tcPr>
+          <w:p>
+            <w:pPr>
+              <w:spacing w:after="0" w:line="230"/>
+            </w:pPr>
+            <w:r>
+              <w:rPr>
+                <w:rFonts w:ascii="Calibri" w:cs="Calibri" w:eastAsia="Calibri" w:hAnsi="Calibri"/>
+                <w:b w:val="false"/>
+                <w:bCs w:val="false"/>
+                <w:color w:val="1A1A1A"/>
+                <w:sz w:val="17"/>
+                <w:szCs w:val="17"/>
+              </w:rPr>
+              <w:t xml:space="preserve">Checked last: the explanation most likely to damage the state relationship if asserted and wrong.</w:t>
+            </w:r>
+          </w:p>
+        </w:tc>
+      </w:tr>
+    </w:tbl>
+    <w:p>
+      <w:pPr>
+        <w:spacing w:after="40" w:before="80"/>
+      </w:pPr>
+      <w:r>
+        <w:rPr>
+          <w:rFonts w:ascii="Calibri" w:cs="Calibri" w:eastAsia="Calibri" w:hAnsi="Calibri"/>
+          <w:b/>
+          <w:bCs/>
+          <w:color w:val="1A1A1A"/>
+          <w:sz w:val="21"/>
+          <w:szCs w:val="21"/>
+        </w:rPr>
+        <w:t xml:space="preserve">Communicating while the cause is unknown.</w:t>
+      </w:r>
+    </w:p>
+    <w:tbl>
+      <w:tblPr>
+        <w:tblW w:type="dxa" w:w="10240"/>
+        <w:tblBorders>
+          <w:top w:val="single" w:color="auto" w:sz="4"/>
+          <w:left w:val="single" w:color="auto" w:sz="4"/>
+          <w:bottom w:val="single" w:color="auto" w:sz="4"/>
+          <w:right w:val="single" w:color="auto" w:sz="4"/>
+          <w:insideH w:val="single" w:color="auto" w:sz="4"/>
+          <w:insideV w:val="single" w:color="auto" w:sz="4"/>
+        </w:tblBorders>
+      </w:tblPr>
+      <w:tblGrid>
+        <w:gridCol w:w="100"/>
+        <w:gridCol w:w="100"/>
+      </w:tblGrid>
+      <w:tr>
+        <w:trPr>
+          <w:tblHeader/>
+        </w:trPr>
+        <w:tc>
+          <w:tcPr>
+            <w:tcW w:type="dxa" w:w="5120"/>
+            <w:shd w:fill="005C99" w:val="clear"/>
+            <w:tcMar>
+              <w:top w:type="dxa" w:w="60"/>
+              <w:left w:type="dxa" w:w="90"/>
+              <w:bottom w:type="dxa" w:w="60"/>
+              <w:right w:type="dxa" w:w="90"/>
+            </w:tcMar>
+          </w:tcPr>
+          <w:p>
+            <w:pPr>
+              <w:spacing w:after="0" w:line="230"/>
+            </w:pPr>
+            <w:r>
+              <w:rPr>
+                <w:rFonts w:ascii="Calibri" w:cs="Calibri" w:eastAsia="Calibri" w:hAnsi="Calibri"/>
+                <w:b/>
+                <w:bCs/>
+                <w:color w:val="FFFFFF"/>
+                <w:sz w:val="17"/>
+                <w:szCs w:val="17"/>
+              </w:rPr>
+              <w:t xml:space="preserve">Can be stated now</w:t>
+            </w:r>
+          </w:p>
+        </w:tc>
+        <w:tc>
+          <w:tcPr>
+            <w:tcW w:type="dxa" w:w="5120"/>
+            <w:shd w:fill="005C99" w:val="clear"/>
+            <w:tcMar>
+              <w:top w:type="dxa" w:w="60"/>
+              <w:left w:type="dxa" w:w="90"/>
+              <w:bottom w:type="dxa" w:w="60"/>
+              <w:right w:type="dxa" w:w="90"/>
+            </w:tcMar>
+          </w:tcPr>
+          <w:p>
+            <w:pPr>
+              <w:spacing w:after="0" w:line="230"/>
+            </w:pPr>
+            <w:r>
+              <w:rPr>
+                <w:rFonts w:ascii="Calibri" w:cs="Calibri" w:eastAsia="Calibri" w:hAnsi="Calibri"/>
+                <w:b/>
+                <w:bCs/>
+                <w:color w:val="FFFFFF"/>
+                <w:sz w:val="17"/>
+                <w:szCs w:val="17"/>
+              </w:rPr>
+              <w:t xml:space="preserve">Cannot yet be stated</w:t>
+            </w:r>
+          </w:p>
+        </w:tc>
+      </w:tr>
+      <w:tr>
+        <w:trPr>
+          <w:cantSplit/>
+        </w:trPr>
+        <w:tc>
+          <w:tcPr>
+            <w:tcW w:type="dxa" w:w="5120"/>
+            <w:tcMar>
+              <w:top w:type="dxa" w:w="60"/>
+              <w:left w:type="dxa" w:w="90"/>
+              <w:bottom w:type="dxa" w:w="60"/>
+              <w:right w:type="dxa" w:w="90"/>
+            </w:tcMar>
+          </w:tcPr>
+          <w:p>
+            <w:pPr>
+              <w:spacing w:after="0" w:line="230"/>
+            </w:pPr>
+            <w:r>
+              <w:rPr>
+                <w:rFonts w:ascii="Calibri" w:cs="Calibri" w:eastAsia="Calibri" w:hAnsi="Calibri"/>
+                <w:b w:val="false"/>
+                <w:bCs w:val="false"/>
+                <w:color w:val="1A1A1A"/>
+                <w:sz w:val="17"/>
+                <w:szCs w:val="17"/>
+              </w:rPr>
+              <w:t xml:space="preserve">A discrepancy exists, and the two figures being compared; the scope of the reconciliation under way; the time of the next update; that operational decisions should be treated cautiously in the interim.</w:t>
+            </w:r>
+          </w:p>
+        </w:tc>
+        <w:tc>
+          <w:tcPr>
+            <w:tcW w:type="dxa" w:w="5120"/>
+            <w:tcMar>
+              <w:top w:type="dxa" w:w="60"/>
+              <w:left w:type="dxa" w:w="90"/>
+              <w:bottom w:type="dxa" w:w="60"/>
+              <w:right w:type="dxa" w:w="90"/>
+            </w:tcMar>
+          </w:tcPr>
+          <w:p>
+            <w:pPr>
+              <w:spacing w:after="0" w:line="230"/>
+            </w:pPr>
+            <w:r>
+              <w:rPr>
+                <w:rFonts w:ascii="Calibri" w:cs="Calibri" w:eastAsia="Calibri" w:hAnsi="Calibri"/>
+                <w:b w:val="false"/>
+                <w:bCs w:val="false"/>
+                <w:color w:val="1A1A1A"/>
+                <w:sz w:val="17"/>
+                <w:szCs w:val="17"/>
+              </w:rPr>
+              <w:t xml:space="preserve">Which side is wrong; whether the database duplication caused the discrepancy; whether campaign performance itself has changed; whether any person or team is at fault.</w:t>
+            </w:r>
+          </w:p>
+        </w:tc>
+      </w:tr>
+    </w:tbl>
+    <w:p>
+      <w:pPr>
+        <w:pStyle w:val="Heading1"/>
+        <w:pBdr>
+          <w:bottom w:val="single" w:color="BFD6E3" w:sz="4" w:space="3"/>
+        </w:pBdr>
+        <w:spacing w:after="100" w:before="260"/>
+      </w:pPr>
+      <w:r>
+        <w:rPr>
+          <w:rFonts w:ascii="Calibri" w:cs="Calibri" w:eastAsia="Calibri" w:hAnsi="Calibri"/>
+          <w:b/>
+          <w:bCs/>
+          <w:color w:val="005C99"/>
+          <w:sz w:val="26"/>
+          <w:szCs w:val="26"/>
+        </w:rPr>
+        <w:t xml:space="preserve">3. Concurrent Spatial Editing Without Duplication or Lost Edits</w:t>
       </w:r>
     </w:p>
     <w:p>
       <w:pPr>
-        <w:spacing w:after="120" w:line="264"/>
+        <w:spacing w:after="110" w:line="250"/>
       </w:pPr>
       <w:r>
         <w:rPr>
+          <w:rFonts w:ascii="Calibri" w:cs="Calibri" w:eastAsia="Calibri" w:hAnsi="Calibri"/>
+          <w:color w:val="1A1A1A"/>
+          <w:sz w:val="21"/>
+          <w:szCs w:val="21"/>
+        </w:rPr>
+        <w:t xml:space="preserve">The shared enterprise database is PostgreSQL/PostGIS with role-based, controlled editing — a PostGIS-native workflow, not a dependency on an external versioning product, so every mechanism below is directly maintainable by the existing central data engineering capacity.</w:t>
+      </w:r>
+    </w:p>
+    <w:tbl>
+      <w:tblPr>
+        <w:tblW w:type="dxa" w:w="10240"/>
+        <w:tblBorders>
+          <w:top w:val="single" w:color="auto" w:sz="4"/>
+          <w:left w:val="single" w:color="auto" w:sz="4"/>
+          <w:bottom w:val="single" w:color="auto" w:sz="4"/>
+          <w:right w:val="single" w:color="auto" w:sz="4"/>
+          <w:insideH w:val="single" w:color="auto" w:sz="4"/>
+          <w:insideV w:val="single" w:color="auto" w:sz="4"/>
+        </w:tblBorders>
+      </w:tblPr>
+      <w:tblGrid>
+        <w:gridCol w:w="100"/>
+        <w:gridCol w:w="100"/>
+      </w:tblGrid>
+      <w:tr>
+        <w:trPr>
+          <w:tblHeader/>
+        </w:trPr>
+        <w:tc>
+          <w:tcPr>
+            <w:tcW w:type="dxa" w:w="2400"/>
+            <w:shd w:fill="005C99" w:val="clear"/>
+            <w:tcMar>
+              <w:top w:type="dxa" w:w="60"/>
+              <w:left w:type="dxa" w:w="90"/>
+              <w:bottom w:type="dxa" w:w="60"/>
+              <w:right w:type="dxa" w:w="90"/>
+            </w:tcMar>
+          </w:tcPr>
+          <w:p>
+            <w:pPr>
+              <w:spacing w:after="0" w:line="230"/>
+            </w:pPr>
+            <w:r>
+              <w:rPr>
+                <w:rFonts w:ascii="Calibri" w:cs="Calibri" w:eastAsia="Calibri" w:hAnsi="Calibri"/>
+                <w:b/>
+                <w:bCs/>
+                <w:color w:val="FFFFFF"/>
+                <w:sz w:val="17"/>
+                <w:szCs w:val="17"/>
+              </w:rPr>
+              <w:t xml:space="preserve">Mechanism</w:t>
+            </w:r>
+          </w:p>
+        </w:tc>
+        <w:tc>
+          <w:tcPr>
+            <w:tcW w:type="dxa" w:w="7840"/>
+            <w:shd w:fill="005C99" w:val="clear"/>
+            <w:tcMar>
+              <w:top w:type="dxa" w:w="60"/>
+              <w:left w:type="dxa" w:w="90"/>
+              <w:bottom w:type="dxa" w:w="60"/>
+              <w:right w:type="dxa" w:w="90"/>
+            </w:tcMar>
+          </w:tcPr>
+          <w:p>
+            <w:pPr>
+              <w:spacing w:after="0" w:line="230"/>
+            </w:pPr>
+            <w:r>
+              <w:rPr>
+                <w:rFonts w:ascii="Calibri" w:cs="Calibri" w:eastAsia="Calibri" w:hAnsi="Calibri"/>
+                <w:b/>
+                <w:bCs/>
+                <w:color w:val="FFFFFF"/>
+                <w:sz w:val="17"/>
+                <w:szCs w:val="17"/>
+              </w:rPr>
+              <w:t xml:space="preserve">Implementation (PostgreSQL/PostGIS, controlled editing)</w:t>
+            </w:r>
+          </w:p>
+        </w:tc>
+      </w:tr>
+      <w:tr>
+        <w:trPr>
+          <w:cantSplit/>
+        </w:trPr>
+        <w:tc>
+          <w:tcPr>
+            <w:tcW w:type="dxa" w:w="2400"/>
+            <w:tcMar>
+              <w:top w:type="dxa" w:w="60"/>
+              <w:left w:type="dxa" w:w="90"/>
+              <w:bottom w:type="dxa" w:w="60"/>
+              <w:right w:type="dxa" w:w="90"/>
+            </w:tcMar>
+          </w:tcPr>
+          <w:p>
+            <w:pPr>
+              <w:spacing w:after="0" w:line="230"/>
+            </w:pPr>
+            <w:r>
+              <w:rPr>
+                <w:rFonts w:ascii="Calibri" w:cs="Calibri" w:eastAsia="Calibri" w:hAnsi="Calibri"/>
+                <w:b w:val="false"/>
+                <w:bCs w:val="false"/>
+                <w:color w:val="1A1A1A"/>
+                <w:sz w:val="17"/>
+                <w:szCs w:val="17"/>
+              </w:rPr>
+              <w:t xml:space="preserve">Unique identifiers</w:t>
+            </w:r>
+          </w:p>
+        </w:tc>
+        <w:tc>
+          <w:tcPr>
+            <w:tcW w:type="dxa" w:w="7840"/>
+            <w:tcMar>
+              <w:top w:type="dxa" w:w="60"/>
+              <w:left w:type="dxa" w:w="90"/>
+              <w:bottom w:type="dxa" w:w="60"/>
+              <w:right w:type="dxa" w:w="90"/>
+            </w:tcMar>
+          </w:tcPr>
+          <w:p>
+            <w:pPr>
+              <w:spacing w:after="0" w:line="230"/>
+            </w:pPr>
+            <w:r>
+              <w:rPr>
+                <w:rFonts w:ascii="Calibri" w:cs="Calibri" w:eastAsia="Calibri" w:hAnsi="Calibri"/>
+                <w:b w:val="false"/>
+                <w:bCs w:val="false"/>
+                <w:color w:val="1A1A1A"/>
+                <w:sz w:val="17"/>
+                <w:szCs w:val="17"/>
+              </w:rPr>
+              <w:t xml:space="preserve">UUID primary key generated client-side at feature creation — never a database serial, never reused.</w:t>
+            </w:r>
+          </w:p>
+        </w:tc>
+      </w:tr>
+      <w:tr>
+        <w:trPr>
+          <w:cantSplit/>
+        </w:trPr>
+        <w:tc>
+          <w:tcPr>
+            <w:tcW w:type="dxa" w:w="2400"/>
+            <w:shd w:fill="EAF2F7" w:val="clear"/>
+            <w:tcMar>
+              <w:top w:type="dxa" w:w="60"/>
+              <w:left w:type="dxa" w:w="90"/>
+              <w:bottom w:type="dxa" w:w="60"/>
+              <w:right w:type="dxa" w:w="90"/>
+            </w:tcMar>
+          </w:tcPr>
+          <w:p>
+            <w:pPr>
+              <w:spacing w:after="0" w:line="230"/>
+            </w:pPr>
+            <w:r>
+              <w:rPr>
+                <w:rFonts w:ascii="Calibri" w:cs="Calibri" w:eastAsia="Calibri" w:hAnsi="Calibri"/>
+                <w:b w:val="false"/>
+                <w:bCs w:val="false"/>
+                <w:color w:val="1A1A1A"/>
+                <w:sz w:val="17"/>
+                <w:szCs w:val="17"/>
+              </w:rPr>
+              <w:t xml:space="preserve">Editing model</w:t>
+            </w:r>
+          </w:p>
+        </w:tc>
+        <w:tc>
+          <w:tcPr>
+            <w:tcW w:type="dxa" w:w="7840"/>
+            <w:shd w:fill="EAF2F7" w:val="clear"/>
+            <w:tcMar>
+              <w:top w:type="dxa" w:w="60"/>
+              <w:left w:type="dxa" w:w="90"/>
+              <w:bottom w:type="dxa" w:w="60"/>
+              <w:right w:type="dxa" w:w="90"/>
+            </w:tcMar>
+          </w:tcPr>
+          <w:p>
+            <w:pPr>
+              <w:spacing w:after="0" w:line="230"/>
+            </w:pPr>
+            <w:r>
+              <w:rPr>
+                <w:rFonts w:ascii="Calibri" w:cs="Calibri" w:eastAsia="Calibri" w:hAnsi="Calibri"/>
+                <w:b w:val="false"/>
+                <w:bCs w:val="false"/>
+                <w:color w:val="1A1A1A"/>
+                <w:sz w:val="17"/>
+                <w:szCs w:val="17"/>
+              </w:rPr>
+              <w:t xml:space="preserve">Analysts write to a personal staging table, never directly to the shared production table.</w:t>
+            </w:r>
+          </w:p>
+        </w:tc>
+      </w:tr>
+      <w:tr>
+        <w:trPr>
+          <w:cantSplit/>
+        </w:trPr>
+        <w:tc>
+          <w:tcPr>
+            <w:tcW w:type="dxa" w:w="2400"/>
+            <w:tcMar>
+              <w:top w:type="dxa" w:w="60"/>
+              <w:left w:type="dxa" w:w="90"/>
+              <w:bottom w:type="dxa" w:w="60"/>
+              <w:right w:type="dxa" w:w="90"/>
+            </w:tcMar>
+          </w:tcPr>
+          <w:p>
+            <w:pPr>
+              <w:spacing w:after="0" w:line="230"/>
+            </w:pPr>
+            <w:r>
+              <w:rPr>
+                <w:rFonts w:ascii="Calibri" w:cs="Calibri" w:eastAsia="Calibri" w:hAnsi="Calibri"/>
+                <w:b w:val="false"/>
+                <w:bCs w:val="false"/>
+                <w:color w:val="1A1A1A"/>
+                <w:sz w:val="17"/>
+                <w:szCs w:val="17"/>
+              </w:rPr>
+              <w:t xml:space="preserve">Duplicate prevention</w:t>
+            </w:r>
+          </w:p>
+        </w:tc>
+        <w:tc>
+          <w:tcPr>
+            <w:tcW w:type="dxa" w:w="7840"/>
+            <w:tcMar>
+              <w:top w:type="dxa" w:w="60"/>
+              <w:left w:type="dxa" w:w="90"/>
+              <w:bottom w:type="dxa" w:w="60"/>
+              <w:right w:type="dxa" w:w="90"/>
+            </w:tcMar>
+          </w:tcPr>
+          <w:p>
+            <w:pPr>
+              <w:spacing w:after="0" w:line="230"/>
+            </w:pPr>
+            <w:r>
+              <w:rPr>
+                <w:rFonts w:ascii="Calibri" w:cs="Calibri" w:eastAsia="Calibri" w:hAnsi="Calibri"/>
+                <w:b w:val="false"/>
+                <w:bCs w:val="false"/>
+                <w:color w:val="1A1A1A"/>
+                <w:sz w:val="17"/>
+                <w:szCs w:val="17"/>
+              </w:rPr>
+              <w:t xml:space="preserve">Unique constraint on the UUID; a name-and-proximity duplicate check runs before any insert is accepted from staging.</w:t>
+            </w:r>
+          </w:p>
+        </w:tc>
+      </w:tr>
+      <w:tr>
+        <w:trPr>
+          <w:cantSplit/>
+        </w:trPr>
+        <w:tc>
+          <w:tcPr>
+            <w:tcW w:type="dxa" w:w="2400"/>
+            <w:shd w:fill="EAF2F7" w:val="clear"/>
+            <w:tcMar>
+              <w:top w:type="dxa" w:w="60"/>
+              <w:left w:type="dxa" w:w="90"/>
+              <w:bottom w:type="dxa" w:w="60"/>
+              <w:right w:type="dxa" w:w="90"/>
+            </w:tcMar>
+          </w:tcPr>
+          <w:p>
+            <w:pPr>
+              <w:spacing w:after="0" w:line="230"/>
+            </w:pPr>
+            <w:r>
+              <w:rPr>
+                <w:rFonts w:ascii="Calibri" w:cs="Calibri" w:eastAsia="Calibri" w:hAnsi="Calibri"/>
+                <w:b w:val="false"/>
+                <w:bCs w:val="false"/>
+                <w:color w:val="1A1A1A"/>
+                <w:sz w:val="17"/>
+                <w:szCs w:val="17"/>
+              </w:rPr>
+              <w:t xml:space="preserve">Conflict detection</w:t>
+            </w:r>
+          </w:p>
+        </w:tc>
+        <w:tc>
+          <w:tcPr>
+            <w:tcW w:type="dxa" w:w="7840"/>
+            <w:shd w:fill="EAF2F7" w:val="clear"/>
+            <w:tcMar>
+              <w:top w:type="dxa" w:w="60"/>
+              <w:left w:type="dxa" w:w="90"/>
+              <w:bottom w:type="dxa" w:w="60"/>
+              <w:right w:type="dxa" w:w="90"/>
+            </w:tcMar>
+          </w:tcPr>
+          <w:p>
+            <w:pPr>
+              <w:spacing w:after="0" w:line="230"/>
+            </w:pPr>
+            <w:r>
+              <w:rPr>
+                <w:rFonts w:ascii="Calibri" w:cs="Calibri" w:eastAsia="Calibri" w:hAnsi="Calibri"/>
+                <w:b w:val="false"/>
+                <w:bCs w:val="false"/>
+                <w:color w:val="1A1A1A"/>
+                <w:sz w:val="17"/>
+                <w:szCs w:val="17"/>
+              </w:rPr>
+              <w:t xml:space="preserve">The merge job compares staging against production by feature ID, geometry, attributes, timestamp and editor; any overlap is raised as a named conflict, not silently resolved.</w:t>
+            </w:r>
+          </w:p>
+        </w:tc>
+      </w:tr>
+      <w:tr>
+        <w:trPr>
+          <w:cantSplit/>
+        </w:trPr>
+        <w:tc>
+          <w:tcPr>
+            <w:tcW w:type="dxa" w:w="2400"/>
+            <w:tcMar>
+              <w:top w:type="dxa" w:w="60"/>
+              <w:left w:type="dxa" w:w="90"/>
+              <w:bottom w:type="dxa" w:w="60"/>
+              <w:right w:type="dxa" w:w="90"/>
+            </w:tcMar>
+          </w:tcPr>
+          <w:p>
+            <w:pPr>
+              <w:spacing w:after="0" w:line="230"/>
+            </w:pPr>
+            <w:r>
+              <w:rPr>
+                <w:rFonts w:ascii="Calibri" w:cs="Calibri" w:eastAsia="Calibri" w:hAnsi="Calibri"/>
+                <w:b w:val="false"/>
+                <w:bCs w:val="false"/>
+                <w:color w:val="1A1A1A"/>
+                <w:sz w:val="17"/>
+                <w:szCs w:val="17"/>
+              </w:rPr>
+              <w:t xml:space="preserve">Conflict resolution</w:t>
+            </w:r>
+          </w:p>
+        </w:tc>
+        <w:tc>
+          <w:tcPr>
+            <w:tcW w:type="dxa" w:w="7840"/>
+            <w:tcMar>
+              <w:top w:type="dxa" w:w="60"/>
+              <w:left w:type="dxa" w:w="90"/>
+              <w:bottom w:type="dxa" w:w="60"/>
+              <w:right w:type="dxa" w:w="90"/>
+            </w:tcMar>
+          </w:tcPr>
+          <w:p>
+            <w:pPr>
+              <w:spacing w:after="0" w:line="230"/>
+            </w:pPr>
+            <w:r>
+              <w:rPr>
+                <w:rFonts w:ascii="Calibri" w:cs="Calibri" w:eastAsia="Calibri" w:hAnsi="Calibri"/>
+                <w:b w:val="false"/>
+                <w:bCs w:val="false"/>
+                <w:color w:val="1A1A1A"/>
+                <w:sz w:val="17"/>
+                <w:szCs w:val="17"/>
+              </w:rPr>
+              <w:t xml:space="preserve">Conflicts are held for a named reviewer; there is no auto-merge; the resolution decision is logged against the conflict ID.</w:t>
+            </w:r>
+          </w:p>
+        </w:tc>
+      </w:tr>
+      <w:tr>
+        <w:trPr>
+          <w:cantSplit/>
+        </w:trPr>
+        <w:tc>
+          <w:tcPr>
+            <w:tcW w:type="dxa" w:w="2400"/>
+            <w:shd w:fill="EAF2F7" w:val="clear"/>
+            <w:tcMar>
+              <w:top w:type="dxa" w:w="60"/>
+              <w:left w:type="dxa" w:w="90"/>
+              <w:bottom w:type="dxa" w:w="60"/>
+              <w:right w:type="dxa" w:w="90"/>
+            </w:tcMar>
+          </w:tcPr>
+          <w:p>
+            <w:pPr>
+              <w:spacing w:after="0" w:line="230"/>
+            </w:pPr>
+            <w:r>
+              <w:rPr>
+                <w:rFonts w:ascii="Calibri" w:cs="Calibri" w:eastAsia="Calibri" w:hAnsi="Calibri"/>
+                <w:b w:val="false"/>
+                <w:bCs w:val="false"/>
+                <w:color w:val="1A1A1A"/>
+                <w:sz w:val="17"/>
+                <w:szCs w:val="17"/>
+              </w:rPr>
+              <w:t xml:space="preserve">Versioning and rollback</w:t>
+            </w:r>
+          </w:p>
+        </w:tc>
+        <w:tc>
+          <w:tcPr>
+            <w:tcW w:type="dxa" w:w="7840"/>
+            <w:shd w:fill="EAF2F7" w:val="clear"/>
+            <w:tcMar>
+              <w:top w:type="dxa" w:w="60"/>
+              <w:left w:type="dxa" w:w="90"/>
+              <w:bottom w:type="dxa" w:w="60"/>
+              <w:right w:type="dxa" w:w="90"/>
+            </w:tcMar>
+          </w:tcPr>
+          <w:p>
+            <w:pPr>
+              <w:spacing w:after="0" w:line="230"/>
+            </w:pPr>
+            <w:r>
+              <w:rPr>
+                <w:rFonts w:ascii="Calibri" w:cs="Calibri" w:eastAsia="Calibri" w:hAnsi="Calibri"/>
+                <w:b w:val="false"/>
+                <w:bCs w:val="false"/>
+                <w:color w:val="1A1A1A"/>
+                <w:sz w:val="17"/>
+                <w:szCs w:val="17"/>
+              </w:rPr>
+              <w:t xml:space="preserve">Every accepted change writes a new row-level history record rather than overwriting in place; production state at any timestamp is reconstructable, and rollback means reverting to a prior history row, not deleting.</w:t>
+            </w:r>
+          </w:p>
+        </w:tc>
+      </w:tr>
+      <w:tr>
+        <w:trPr>
+          <w:cantSplit/>
+        </w:trPr>
+        <w:tc>
+          <w:tcPr>
+            <w:tcW w:type="dxa" w:w="2400"/>
+            <w:tcMar>
+              <w:top w:type="dxa" w:w="60"/>
+              <w:left w:type="dxa" w:w="90"/>
+              <w:bottom w:type="dxa" w:w="60"/>
+              <w:right w:type="dxa" w:w="90"/>
+            </w:tcMar>
+          </w:tcPr>
+          <w:p>
+            <w:pPr>
+              <w:spacing w:after="0" w:line="230"/>
+            </w:pPr>
+            <w:r>
+              <w:rPr>
+                <w:rFonts w:ascii="Calibri" w:cs="Calibri" w:eastAsia="Calibri" w:hAnsi="Calibri"/>
+                <w:b w:val="false"/>
+                <w:bCs w:val="false"/>
+                <w:color w:val="1A1A1A"/>
+                <w:sz w:val="17"/>
+                <w:szCs w:val="17"/>
+              </w:rPr>
+              <w:t xml:space="preserve">Audit trail</w:t>
+            </w:r>
+          </w:p>
+        </w:tc>
+        <w:tc>
+          <w:tcPr>
+            <w:tcW w:type="dxa" w:w="7840"/>
+            <w:tcMar>
+              <w:top w:type="dxa" w:w="60"/>
+              <w:left w:type="dxa" w:w="90"/>
+              <w:bottom w:type="dxa" w:w="60"/>
+              <w:right w:type="dxa" w:w="90"/>
+            </w:tcMar>
+          </w:tcPr>
+          <w:p>
+            <w:pPr>
+              <w:spacing w:after="0" w:line="230"/>
+            </w:pPr>
+            <w:r>
+              <w:rPr>
+                <w:rFonts w:ascii="Calibri" w:cs="Calibri" w:eastAsia="Calibri" w:hAnsi="Calibri"/>
+                <w:b w:val="false"/>
+                <w:bCs w:val="false"/>
+                <w:color w:val="1A1A1A"/>
+                <w:sz w:val="17"/>
+                <w:szCs w:val="17"/>
+              </w:rPr>
+              <w:t xml:space="preserve">The history table itself records editor, timestamp, and before/after values for every accepted change.</w:t>
+            </w:r>
+          </w:p>
+        </w:tc>
+      </w:tr>
+      <w:tr>
+        <w:trPr>
+          <w:cantSplit/>
+        </w:trPr>
+        <w:tc>
+          <w:tcPr>
+            <w:tcW w:type="dxa" w:w="2400"/>
+            <w:shd w:fill="EAF2F7" w:val="clear"/>
+            <w:tcMar>
+              <w:top w:type="dxa" w:w="60"/>
+              <w:left w:type="dxa" w:w="90"/>
+              <w:bottom w:type="dxa" w:w="60"/>
+              <w:right w:type="dxa" w:w="90"/>
+            </w:tcMar>
+          </w:tcPr>
+          <w:p>
+            <w:pPr>
+              <w:spacing w:after="0" w:line="230"/>
+            </w:pPr>
+            <w:r>
+              <w:rPr>
+                <w:rFonts w:ascii="Calibri" w:cs="Calibri" w:eastAsia="Calibri" w:hAnsi="Calibri"/>
+                <w:b w:val="false"/>
+                <w:bCs w:val="false"/>
+                <w:color w:val="1A1A1A"/>
+                <w:sz w:val="17"/>
+                <w:szCs w:val="17"/>
+              </w:rPr>
+              <w:t xml:space="preserve">Offline / intermittent connectivity</w:t>
+            </w:r>
+          </w:p>
+        </w:tc>
+        <w:tc>
+          <w:tcPr>
+            <w:tcW w:type="dxa" w:w="7840"/>
+            <w:shd w:fill="EAF2F7" w:val="clear"/>
+            <w:tcMar>
+              <w:top w:type="dxa" w:w="60"/>
+              <w:left w:type="dxa" w:w="90"/>
+              <w:bottom w:type="dxa" w:w="60"/>
+              <w:right w:type="dxa" w:w="90"/>
+            </w:tcMar>
+          </w:tcPr>
+          <w:p>
+            <w:pPr>
+              <w:spacing w:after="0" w:line="230"/>
+            </w:pPr>
+            <w:r>
+              <w:rPr>
+                <w:rFonts w:ascii="Calibri" w:cs="Calibri" w:eastAsia="Calibri" w:hAnsi="Calibri"/>
+                <w:b w:val="false"/>
+                <w:bCs w:val="false"/>
+                <w:color w:val="1A1A1A"/>
+                <w:sz w:val="17"/>
+                <w:szCs w:val="17"/>
+              </w:rPr>
+              <w:t xml:space="preserve">Field staging can run from a local GeoPackage; on reconnection it syncs into the same staging-then-merge path against the same UUID, so an offline edit is not a special case.</w:t>
+            </w:r>
+          </w:p>
+        </w:tc>
+      </w:tr>
+      <w:tr>
+        <w:trPr>
+          <w:cantSplit/>
+        </w:trPr>
+        <w:tc>
+          <w:tcPr>
+            <w:tcW w:type="dxa" w:w="2400"/>
+            <w:tcMar>
+              <w:top w:type="dxa" w:w="60"/>
+              <w:left w:type="dxa" w:w="90"/>
+              <w:bottom w:type="dxa" w:w="60"/>
+              <w:right w:type="dxa" w:w="90"/>
+            </w:tcMar>
+          </w:tcPr>
+          <w:p>
+            <w:pPr>
+              <w:spacing w:after="0" w:line="230"/>
+            </w:pPr>
+            <w:r>
+              <w:rPr>
+                <w:rFonts w:ascii="Calibri" w:cs="Calibri" w:eastAsia="Calibri" w:hAnsi="Calibri"/>
+                <w:b w:val="false"/>
+                <w:bCs w:val="false"/>
+                <w:color w:val="1A1A1A"/>
+                <w:sz w:val="17"/>
+                <w:szCs w:val="17"/>
+              </w:rPr>
+              <w:t xml:space="preserve">Merge approval</w:t>
+            </w:r>
+          </w:p>
+        </w:tc>
+        <w:tc>
+          <w:tcPr>
+            <w:tcW w:type="dxa" w:w="7840"/>
+            <w:tcMar>
+              <w:top w:type="dxa" w:w="60"/>
+              <w:left w:type="dxa" w:w="90"/>
+              <w:bottom w:type="dxa" w:w="60"/>
+              <w:right w:type="dxa" w:w="90"/>
+            </w:tcMar>
+          </w:tcPr>
+          <w:p>
+            <w:pPr>
+              <w:spacing w:after="0" w:line="230"/>
+            </w:pPr>
+            <w:r>
+              <w:rPr>
+                <w:rFonts w:ascii="Calibri" w:cs="Calibri" w:eastAsia="Calibri" w:hAnsi="Calibri"/>
+                <w:b w:val="false"/>
+                <w:bCs w:val="false"/>
+                <w:color w:val="1A1A1A"/>
+                <w:sz w:val="17"/>
+                <w:szCs w:val="17"/>
+              </w:rPr>
+              <w:t xml:space="preserve">Only validated, non-conflicting changes merge automatically; everything else requires named reviewer sign-off before it reaches production.</w:t>
+            </w:r>
+          </w:p>
+        </w:tc>
+      </w:tr>
+    </w:tbl>
+    <w:p>
+      <w:pPr>
+        <w:pStyle w:val="Heading1"/>
+        <w:pBdr>
+          <w:bottom w:val="single" w:color="BFD6E3" w:sz="4" w:space="3"/>
+        </w:pBdr>
+        <w:spacing w:after="100" w:before="260"/>
+      </w:pPr>
+      <w:r>
+        <w:rPr>
+          <w:rFonts w:ascii="Calibri" w:cs="Calibri" w:eastAsia="Calibri" w:hAnsi="Calibri"/>
           <w:b/>
           <w:bCs/>
+          <w:color w:val="005C99"/>
+          <w:sz w:val="26"/>
+          <w:szCs w:val="26"/>
         </w:rPr>
-        <w:t xml:space="preserve">Hours 0–4, in parallel — get the coverage facts on the table without publishing a number. </w:t>
-      </w:r>
-      <w:r>
-        <w:t xml:space="preserve">I ask the data engineer and the state analyst independently for their source data and derivation steps before comparing the two, so neither anchors on the other's figure.</w:t>
+        <w:t xml:space="preserve">4. Data Quality Rules: What Blocks and What Flags</w:t>
       </w:r>
     </w:p>
     <w:p>
       <w:pPr>
-        <w:spacing w:after="120" w:line="264"/>
+        <w:spacing w:after="110" w:line="250"/>
       </w:pPr>
       <w:r>
         <w:rPr>
+          <w:rFonts w:ascii="Calibri" w:cs="Calibri" w:eastAsia="Calibri" w:hAnsi="Calibri"/>
+          <w:color w:val="1A1A1A"/>
+          <w:sz w:val="21"/>
+          <w:szCs w:val="21"/>
+        </w:rPr>
+        <w:t xml:space="preserve">Blocking rules catch conditions that are objectively wrong regardless of field context, so there is no cost to stopping them at the gate. Flagging rules cover conditions that need human judgement about field reality — blocking these mid-campaign would stop legitimate corrections reaching the shared database during a live round.</w:t>
+      </w:r>
+    </w:p>
+    <w:tbl>
+      <w:tblPr>
+        <w:tblW w:type="dxa" w:w="10240"/>
+        <w:tblBorders>
+          <w:top w:val="single" w:color="auto" w:sz="4"/>
+          <w:left w:val="single" w:color="auto" w:sz="4"/>
+          <w:bottom w:val="single" w:color="auto" w:sz="4"/>
+          <w:right w:val="single" w:color="auto" w:sz="4"/>
+          <w:insideH w:val="single" w:color="auto" w:sz="4"/>
+          <w:insideV w:val="single" w:color="auto" w:sz="4"/>
+        </w:tblBorders>
+      </w:tblPr>
+      <w:tblGrid>
+        <w:gridCol w:w="100"/>
+        <w:gridCol w:w="100"/>
+      </w:tblGrid>
+      <w:tr>
+        <w:trPr>
+          <w:tblHeader/>
+        </w:trPr>
+        <w:tc>
+          <w:tcPr>
+            <w:tcW w:type="dxa" w:w="5120"/>
+            <w:shd w:fill="005C99" w:val="clear"/>
+            <w:tcMar>
+              <w:top w:type="dxa" w:w="60"/>
+              <w:left w:type="dxa" w:w="90"/>
+              <w:bottom w:type="dxa" w:w="60"/>
+              <w:right w:type="dxa" w:w="90"/>
+            </w:tcMar>
+          </w:tcPr>
+          <w:p>
+            <w:pPr>
+              <w:spacing w:after="0" w:line="230"/>
+            </w:pPr>
+            <w:r>
+              <w:rPr>
+                <w:rFonts w:ascii="Calibri" w:cs="Calibri" w:eastAsia="Calibri" w:hAnsi="Calibri"/>
+                <w:b/>
+                <w:bCs/>
+                <w:color w:val="FFFFFF"/>
+                <w:sz w:val="17"/>
+                <w:szCs w:val="17"/>
+              </w:rPr>
+              <w:t xml:space="preserve">Blocks submission (objectively wrong)</w:t>
+            </w:r>
+          </w:p>
+        </w:tc>
+        <w:tc>
+          <w:tcPr>
+            <w:tcW w:type="dxa" w:w="5120"/>
+            <w:shd w:fill="005C99" w:val="clear"/>
+            <w:tcMar>
+              <w:top w:type="dxa" w:w="60"/>
+              <w:left w:type="dxa" w:w="90"/>
+              <w:bottom w:type="dxa" w:w="60"/>
+              <w:right w:type="dxa" w:w="90"/>
+            </w:tcMar>
+          </w:tcPr>
+          <w:p>
+            <w:pPr>
+              <w:spacing w:after="0" w:line="230"/>
+            </w:pPr>
+            <w:r>
+              <w:rPr>
+                <w:rFonts w:ascii="Calibri" w:cs="Calibri" w:eastAsia="Calibri" w:hAnsi="Calibri"/>
+                <w:b/>
+                <w:bCs/>
+                <w:color w:val="FFFFFF"/>
+                <w:sz w:val="17"/>
+                <w:szCs w:val="17"/>
+              </w:rPr>
+              <w:t xml:space="preserve">Flags for review (needs field judgement)</w:t>
+            </w:r>
+          </w:p>
+        </w:tc>
+      </w:tr>
+      <w:tr>
+        <w:trPr>
+          <w:cantSplit/>
+        </w:trPr>
+        <w:tc>
+          <w:tcPr>
+            <w:tcW w:type="dxa" w:w="5120"/>
+            <w:tcMar>
+              <w:top w:type="dxa" w:w="60"/>
+              <w:left w:type="dxa" w:w="90"/>
+              <w:bottom w:type="dxa" w:w="60"/>
+              <w:right w:type="dxa" w:w="90"/>
+            </w:tcMar>
+          </w:tcPr>
+          <w:p>
+            <w:pPr>
+              <w:spacing w:after="0" w:line="230"/>
+            </w:pPr>
+            <w:r>
+              <w:rPr>
+                <w:rFonts w:ascii="Calibri" w:cs="Calibri" w:eastAsia="Calibri" w:hAnsi="Calibri"/>
+                <w:b w:val="false"/>
+                <w:bCs w:val="false"/>
+                <w:color w:val="1A1A1A"/>
+                <w:sz w:val="17"/>
+                <w:szCs w:val="17"/>
+              </w:rPr>
+              <w:t xml:space="preserve">Missing or duplicate UUID; invalid geometry; invalid CRS; broken foreign key; exact duplicate; required attribute missing; impossible coordinate; unauthorised schema change.</w:t>
+            </w:r>
+          </w:p>
+        </w:tc>
+        <w:tc>
+          <w:tcPr>
+            <w:tcW w:type="dxa" w:w="5120"/>
+            <w:tcMar>
+              <w:top w:type="dxa" w:w="60"/>
+              <w:left w:type="dxa" w:w="90"/>
+              <w:bottom w:type="dxa" w:w="60"/>
+              <w:right w:type="dxa" w:w="90"/>
+            </w:tcMar>
+          </w:tcPr>
+          <w:p>
+            <w:pPr>
+              <w:spacing w:after="0" w:line="230"/>
+            </w:pPr>
+            <w:r>
+              <w:rPr>
+                <w:rFonts w:ascii="Calibri" w:cs="Calibri" w:eastAsia="Calibri" w:hAnsi="Calibri"/>
+                <w:b w:val="false"/>
+                <w:bCs w:val="false"/>
+                <w:color w:val="1A1A1A"/>
+                <w:sz w:val="17"/>
+                <w:szCs w:val="17"/>
+              </w:rPr>
+              <w:t xml:space="preserve">Near-duplicate settlement; large geometry movement; settlement outside its declared ward; unusual population change; name similarity; edit outside the expected campaign window; two users modifying the same feature; possible boundary mismatch.</w:t>
+            </w:r>
+          </w:p>
+        </w:tc>
+      </w:tr>
+    </w:tbl>
+    <w:p>
+      <w:pPr>
+        <w:pStyle w:val="Heading1"/>
+        <w:pBdr>
+          <w:bottom w:val="single" w:color="BFD6E3" w:sz="4" w:space="3"/>
+        </w:pBdr>
+        <w:spacing w:after="100" w:before="260"/>
+      </w:pPr>
+      <w:r>
+        <w:rPr>
+          <w:rFonts w:ascii="Calibri" w:cs="Calibri" w:eastAsia="Calibri" w:hAnsi="Calibri"/>
           <w:b/>
           <w:bCs/>
+          <w:color w:val="005C99"/>
+          <w:sz w:val="26"/>
+          <w:szCs w:val="26"/>
         </w:rPr>
-        <w:t xml:space="preserve">Hours 2–6 — send a holding statement to national level. </w:t>
-      </w:r>
-      <w:r>
-        <w:t xml:space="preserve">This goes out within hours, not once the cause is known (item 2).</w:t>
+        <w:t xml:space="preserve">5. Handover for the Two Departing Analysts</w:t>
       </w:r>
     </w:p>
     <w:p>
       <w:pPr>
-        <w:spacing w:after="120" w:line="264"/>
+        <w:spacing w:after="110" w:line="250"/>
       </w:pPr>
       <w:r>
         <w:rPr>
+          <w:rFonts w:ascii="Calibri" w:cs="Calibri" w:eastAsia="Calibri" w:hAnsi="Calibri"/>
           <w:b/>
           <w:bCs/>
+          <w:color w:val="1A1A1A"/>
+          <w:sz w:val="21"/>
+          <w:szCs w:val="21"/>
         </w:rPr>
-        <w:t xml:space="preserve">Hours 4–8 — exit conversations with both departing analysts. </w:t>
+        <w:t xml:space="preserve">Protect first: </w:t>
       </w:r>
       <w:r>
-        <w:t xml:space="preserve">Tacit knowledge — contested settlements, which LGA contact actually answers, undocumented workarounds — degrades from the moment resignation is announced. I capture it before the department reorganises around their absence.</w:t>
+        <w:rPr>
+          <w:rFonts w:ascii="Calibri" w:cs="Calibri" w:eastAsia="Calibri" w:hAnsi="Calibri"/>
+          <w:color w:val="1A1A1A"/>
+          <w:sz w:val="21"/>
+          <w:szCs w:val="21"/>
+        </w:rPr>
+        <w:t xml:space="preserve">active campaign responsibilities; current unresolved incidents; scripts and workflows; credentials and access ownership; state and LGA contacts; local escalation routes; undocumented exceptions; data-quality risks; daily-product production steps; partner-report inputs.</w:t>
       </w:r>
     </w:p>
     <w:p>
       <w:pPr>
-        <w:spacing w:after="120" w:line="264"/>
+        <w:spacing w:after="110" w:line="250"/>
       </w:pPr>
       <w:r>
         <w:rPr>
+          <w:rFonts w:ascii="Calibri" w:cs="Calibri" w:eastAsia="Calibri" w:hAnsi="Calibri"/>
           <w:b/>
           <w:bCs/>
+          <w:color w:val="1A1A1A"/>
+          <w:sz w:val="21"/>
+          <w:szCs w:val="21"/>
         </w:rPr>
-        <w:t xml:space="preserve">Hours 8–24 — stand up the recovery structure. </w:t>
+        <w:t xml:space="preserve">Accepted as incomplete: </w:t>
       </w:r>
       <w:r>
-        <w:t xml:space="preserve">A technical lead for the database conflict, a technical lead for coverage reconciliation, and confirmed interim coverage of the two vacated states for the rest of this round. Only then do I turn to the partner report and the training-date request.</w:t>
+        <w:rPr>
+          <w:rFonts w:ascii="Calibri" w:cs="Calibri" w:eastAsia="Calibri" w:hAnsi="Calibri"/>
+          <w:color w:val="1A1A1A"/>
+          <w:sz w:val="21"/>
+          <w:szCs w:val="21"/>
+        </w:rPr>
+        <w:t xml:space="preserve">cosmetic documentation; historical files with no operational relevance; personal working preferences; low-risk backlog items.</w:t>
       </w:r>
     </w:p>
     <w:p>
       <w:pPr>
-        <w:spacing w:after="120" w:line="264"/>
+        <w:spacing w:after="110" w:line="250"/>
       </w:pPr>
       <w:r>
         <w:rPr>
+          <w:rFonts w:ascii="Calibri" w:cs="Calibri" w:eastAsia="Calibri" w:hAnsi="Calibri"/>
           <w:b/>
           <w:bCs/>
+          <w:color w:val="1A1A1A"/>
+          <w:sz w:val="21"/>
+          <w:szCs w:val="21"/>
         </w:rPr>
-        <w:t xml:space="preserve">What I deliberately do not do first: </w:t>
+        <w:t xml:space="preserve">Mechanism: </w:t>
       </w:r>
       <w:r>
-        <w:t xml:space="preserve">I do not personally resolve the database conflict or reconcile the coverage figures — someone needs to be doing that technical work while I hold coordination and communication, or everything not directly in front of me stalls, which is the single-point-of-failure problem item 6 asks about directly. I also do not commit to training dates in the first 24 hours beyond acknowledging the request: committing before I know whether two of six state analysts are about to become the delivery bottleneck for the capability commitment in Question 6 risks a promise I may have to break, which costs more than a short, explained delay.</w:t>
+        <w:rPr>
+          <w:rFonts w:ascii="Calibri" w:cs="Calibri" w:eastAsia="Calibri" w:hAnsi="Calibri"/>
+          <w:color w:val="1A1A1A"/>
+          <w:sz w:val="21"/>
+          <w:szCs w:val="21"/>
+        </w:rPr>
+        <w:t xml:space="preserve">a structured handover checklist, not a blank page; paired shadowing with interim or incoming coverage; recorded walkthroughs where permitted; shared documentation; explicit transfer of ownership; rehearsal by the receiving analyst; sign-off on every critical task before the analyst's last day.</w:t>
       </w:r>
     </w:p>
     <w:p>
       <w:pPr>
-        <w:pStyle w:val="Heading2"/>
-        <w:spacing w:after="80" w:before="200"/>
+        <w:pStyle w:val="Heading1"/>
+        <w:pBdr>
+          <w:bottom w:val="single" w:color="BFD6E3" w:sz="4" w:space="3"/>
+        </w:pBdr>
+        <w:spacing w:after="100" w:before="260"/>
       </w:pPr>
       <w:r>
         <w:rPr>
+          <w:rFonts w:ascii="Calibri" w:cs="Calibri" w:eastAsia="Calibri" w:hAnsi="Calibri"/>
           <w:b/>
           <w:bCs/>
+          <w:color w:val="005C99"/>
+          <w:sz w:val="26"/>
+          <w:szCs w:val="26"/>
         </w:rPr>
-        <w:t xml:space="preserve">2. A single authoritative figure, root cause, and communicating under uncertainty</w:t>
+        <w:t xml:space="preserve">6. Delegating Without Becoming the Single Point of Failure</w:t>
       </w:r>
     </w:p>
     <w:p>
       <w:pPr>
-        <w:spacing w:after="120" w:line="264"/>
+        <w:spacing w:after="110" w:line="250"/>
       </w:pPr>
       <w:r>
         <w:rPr>
-          <w:b/>
-          <w:bCs/>
+          <w:rFonts w:ascii="Calibri" w:cs="Calibri" w:eastAsia="Calibri" w:hAnsi="Calibri"/>
+          <w:color w:val="1A1A1A"/>
+          <w:sz w:val="21"/>
+          <w:szCs w:val="21"/>
         </w:rPr>
-        <w:t xml:space="preserve">Authoritative figure. </w:t>
-      </w:r>
-      <w:r>
-        <w:t xml:space="preserve">I designate the pipeline-generated daily coverage product — not a spreadsheet, not the state's own count — as the figure of record, because it is the only one of the three with a reproducible, inspectable derivation, and I say this explicitly to the state and to national level: this is the number we stand behind procedurally, and it may still be wrong, which is why it is being checked.</w:t>
+        <w:t xml:space="preserve">Named workstream leads — database integrity, coverage reconciliation, counterpart liaison — hold explicit decision rights and escalation thresholds within their workstream, so nothing routes through the coordinator by default. Coordination runs on short daily checkpoints, not constant availability. Quality is supervised through the automated validation and audit trail in Section 3, peer review, exception reports, and sampled checks — not by personally reviewing every edit and every output.</w:t>
       </w:r>
     </w:p>
     <w:p>
       <w:pPr>
-        <w:spacing w:after="120" w:line="264"/>
+        <w:spacing w:after="0" w:before="60"/>
       </w:pPr>
       <w:r>
         <w:rPr>
-          <w:b/>
-          <w:bCs/>
+          <w:rFonts w:ascii="Calibri" w:cs="Calibri" w:eastAsia="Calibri" w:hAnsi="Calibri"/>
+          <w:i/>
+          <w:iCs/>
+          <w:color w:val="1A1A1A"/>
+          <w:sz w:val="21"/>
+          <w:szCs w:val="21"/>
         </w:rPr>
-        <w:t xml:space="preserve">Root cause, checked in this order, cheapest explanation first: </w:t>
-      </w:r>
-      <w:r>
-        <w:t xml:space="preserve">(i) definitional — same settlement list, same target population, same cutoff time on both sides; (ii) timing — one figure a reporting day behind the other; (iii) the database duplication itself — I specifically check whether the duplicated records fall inside the state and LGA raising the complaint, because a coincidence at this scale is not one I assume away; (iv) genuine state-side reporting error, checked last because it is the explanation most likely to damage the relationship if asserted and wrong.</w:t>
-      </w:r>
-    </w:p>
-    <w:p>
-      <w:pPr>
-        <w:spacing w:after="120" w:line="264"/>
-      </w:pPr>
-      <w:r>
-        <w:rPr>
-          <w:b/>
-          <w:bCs/>
-        </w:rPr>
-        <w:t xml:space="preserve">Communicating before the cause is known. </w:t>
-      </w:r>
-      <w:r>
-        <w:t xml:space="preserve">I state three things to national level and no more: that a discrepancy exists and its size; that a named reconciliation process is underway with a committed update within 24 hours, not a resolution; and that neither figure should be treated as confirmed meanwhile. I do not say which side is more likely right, I do not raise the database bug until I have checked it, and I do not let the window pass in silence — an EOC that hears nothing fills the gap with its own, usually least charitable, theory.</w:t>
-      </w:r>
-    </w:p>
-    <w:p>
-      <w:pPr>
-        <w:pStyle w:val="Heading2"/>
-        <w:spacing w:after="80" w:before="200"/>
-      </w:pPr>
-      <w:r>
-        <w:rPr>
-          <w:b/>
-          <w:bCs/>
-        </w:rPr>
-        <w:t xml:space="preserve">3. Concurrent editing without duplication or lost edits</w:t>
-      </w:r>
-    </w:p>
-    <w:p>
-      <w:pPr>
-        <w:spacing w:after="120" w:line="264"/>
-      </w:pPr>
-      <w:r>
-        <w:t xml:space="preserve">The shared database runs on PostGIS with </w:t>
-      </w:r>
-      <w:r>
-        <w:rPr>
-          <w:b/>
-          <w:bCs/>
-        </w:rPr>
-        <w:t xml:space="preserve">GeoGig</w:t>
-      </w:r>
-      <w:r>
-        <w:t xml:space="preserve"> as the versioning layer — open source, purpose-built for this exact problem, and the mechanism is what matters, not the brand. Each analyst edits a personal branch checked out from the central campaign branch, whether in QGIS locally or offline in the field; edits are committed as atomic, attributed changesets rather than applied directly to the shared layer. Merging a branch back triggers a feature-level diff: where two analysts have touched the same feature, the merge is blocked and surfaced as a named conflict for manual resolution rather than silently taking one side — exactly the failure mode that produced today's duplicates, where two analysts wrote to overlapping areas with no merge step between them.</w:t>
-      </w:r>
-    </w:p>
-    <w:p>
-      <w:pPr>
-        <w:spacing w:after="120" w:line="264"/>
-      </w:pPr>
-      <w:r>
-        <w:rPr>
-          <w:b/>
-          <w:bCs/>
-        </w:rPr>
-        <w:t xml:space="preserve">Unique identifiers </w:t>
-      </w:r>
-      <w:r>
-        <w:t xml:space="preserve">are UUIDs minted client-side at feature creation, not database-assigned serials, so two analysts creating features offline in the same window can never collide on identifier before either has seen the other's edits.</w:t>
-      </w:r>
-    </w:p>
-    <w:p>
-      <w:pPr>
-        <w:spacing w:after="120" w:line="264"/>
-      </w:pPr>
-      <w:r>
-        <w:rPr>
-          <w:b/>
-          <w:bCs/>
-        </w:rPr>
-        <w:t xml:space="preserve">Automated validation </w:t>
-      </w:r>
-      <w:r>
-        <w:t xml:space="preserve">runs as a pre-merge gate, not a post-hoc check: geometry validity, correct CRS, ward-containment (a settlement point must fall inside its declared ward), and a duplicate-proximity check must all pass before a branch can merge to campaign. A branch that fails sits in review; it does not get force-merged.</w:t>
-      </w:r>
-    </w:p>
-    <w:p>
-      <w:pPr>
-        <w:spacing w:after="120" w:line="264"/>
-      </w:pPr>
-      <w:r>
-        <w:rPr>
-          <w:b/>
-          <w:bCs/>
-        </w:rPr>
-        <w:t xml:space="preserve">Audit trail </w:t>
-      </w:r>
-      <w:r>
-        <w:t xml:space="preserve">is the commit history itself — every change is attributed, timestamped, and reversible to a prior state, which is what lets me answer who introduced a duplicate and when in minutes rather than days once this is in place.</w:t>
-      </w:r>
-    </w:p>
-    <w:p>
-      <w:pPr>
-        <w:pStyle w:val="Heading2"/>
-        <w:spacing w:after="80" w:before="200"/>
-      </w:pPr>
-      <w:r>
-        <w:rPr>
-          <w:b/>
-          <w:bCs/>
-        </w:rPr>
-        <w:t xml:space="preserve">4. Data quality rules: what blocks a change and what flags it</w:t>
-      </w:r>
-    </w:p>
-    <w:p>
-      <w:pPr>
-        <w:spacing w:after="120" w:line="264"/>
-      </w:pPr>
-      <w:r>
-        <w:rPr>
-          <w:b/>
-          <w:bCs/>
-        </w:rPr>
-        <w:t xml:space="preserve">Blocking, because these are objectively wrong regardless of field context: </w:t>
-      </w:r>
-      <w:r>
-        <w:t xml:space="preserve">invalid geometry, a missing or colliding unique ID, a foreign key to a ward or LGA that does not exist, and an exact duplicate (matching name within tolerance of an existing point). There is no cost to stopping these at the gate.</w:t>
-      </w:r>
-    </w:p>
-    <w:p>
-      <w:pPr>
-        <w:spacing w:after="120" w:line="264"/>
-      </w:pPr>
-      <w:r>
-        <w:rPr>
-          <w:b/>
-          <w:bCs/>
-        </w:rPr>
-        <w:t xml:space="preserve">Flagging, because these require judgement about field reality that an automated rule cannot make safely: </w:t>
-      </w:r>
-      <w:r>
-        <w:t xml:space="preserve">a position shifted more than a set distance from the prior version (a GPS correction, or an error), an edit outside expected duty hours, a population or type value that is a statistical outlier but not impossible, and any edit touching a feature another analyst modified in the same window even where the merge succeeded cleanly. Blocking these mid-campaign would stop legitimate field corrections from reaching the shared database during a live round — a cost higher than a flagged edit sitting in review for a day.</w:t>
-      </w:r>
-    </w:p>
-    <w:p>
-      <w:pPr>
-        <w:pStyle w:val="Heading2"/>
-        <w:spacing w:after="80" w:before="200"/>
-      </w:pPr>
-      <w:r>
-        <w:rPr>
-          <w:b/>
-          <w:bCs/>
-        </w:rPr>
-        <w:t xml:space="preserve">5. Handover for the two departing analysts</w:t>
-      </w:r>
-    </w:p>
-    <w:p>
-      <w:pPr>
-        <w:spacing w:after="120" w:line="264"/>
-      </w:pPr>
-      <w:r>
-        <w:rPr>
-          <w:b/>
-          <w:bCs/>
-        </w:rPr>
-        <w:t xml:space="preserve">Protected first: </w:t>
-      </w:r>
-      <w:r>
-        <w:t xml:space="preserve">anything that exists only in their heads or on their own devices — informally known contested or inaccessible settlements beyond what the masterlist states, which LGA contact actually responds, and any undocumented workaround to a recurring data problem. This goes onto a structured handover template — not a blank page, so the conversation has shape under time pressure — in the first exit conversation, not the last week of notice.</w:t>
-      </w:r>
-    </w:p>
-    <w:p>
-      <w:pPr>
-        <w:spacing w:after="120" w:line="264"/>
-      </w:pPr>
-      <w:r>
-        <w:rPr>
-          <w:b/>
-          <w:bCs/>
-        </w:rPr>
-        <w:t xml:space="preserve">Accepted as lost: </w:t>
-      </w:r>
-      <w:r>
-        <w:t xml:space="preserve">documentation polish and their personal filing style — a successor needs the same outcomes, not the same habits — and some context that will not transfer in ten days against a live round. That gap is written down as a named, known limitation for the incoming analyst, not hidden by a handover document that looks complete.</w:t>
-      </w:r>
-    </w:p>
-    <w:p>
-      <w:pPr>
-        <w:spacing w:after="120" w:line="264"/>
-      </w:pPr>
-      <w:r>
-        <w:rPr>
-          <w:b/>
-          <w:bCs/>
-        </w:rPr>
-        <w:t xml:space="preserve">Mechanism: </w:t>
-      </w:r>
-      <w:r>
-        <w:t xml:space="preserve">paired shadowing with interim or incoming coverage for whatever notice days overlap with continued field access, and an exit conversation structured around "what breaks in the next four days of this round if you leave today," not a generic knowledge dump.</w:t>
-      </w:r>
-    </w:p>
-    <w:p>
-      <w:pPr>
-        <w:pStyle w:val="Heading2"/>
-        <w:spacing w:after="80" w:before="200"/>
-      </w:pPr>
-      <w:r>
-        <w:rPr>
-          <w:b/>
-          <w:bCs/>
-        </w:rPr>
-        <w:t xml:space="preserve">6. Delegating without becoming the single point of failure</w:t>
-      </w:r>
-    </w:p>
-    <w:p>
-      <w:pPr>
-        <w:spacing w:after="120" w:line="264"/>
-      </w:pPr>
-      <w:r>
-        <w:t xml:space="preserve">I assign named technical leads by workstream, not by title: one owns database conflict resolution, one owns coverage reconciliation, one owns liaison with the counterpart agency on training dates. I personally hold only national-level communication and the decision on which analysts cover the vacated states. Each lead has explicit authority to decide and merge within their workstream without routing through me first.</w:t>
-      </w:r>
-    </w:p>
-    <w:p>
-      <w:pPr>
-        <w:spacing w:after="120" w:line="264"/>
-      </w:pPr>
-      <w:r>
-        <w:t xml:space="preserve">Quality supervision is by exception: the validation gate and audit trail in item 3 mean I review flagged items and merge conflicts, not every edit, and a short daily sync with the three leads surfaces what needs my decision rather than requiring my constant availability. The answer to not becoming the bottleneck is the same whenever a team outgrows one coordinator's bandwidth — build the checking into the system, and reserve personal attention for what the system flags as exceptional.</w:t>
+        <w:t xml:space="preserve">The immediate response contains the crisis, but the crisis is itself evidence of a structural weakness: it escalated because critical knowledge was concentrated in individuals, documentation was too weak to substitute for them, and delegation gave no one else the authority to act. Documentation, cross-training, version-controlled workflows, shared ownership, and demonstrated backup capability — the standards built into Question 6 — are what prevent recurrence.</w:t>
       </w:r>
     </w:p>
     <w:sectPr>
+      <w:headerReference w:type="default" r:id="rId7"/>
+      <w:footerReference w:type="default" r:id="rId8"/>
       <w:pgSz w:w="12240" w:h="15840" w:orient="portrait"/>
-      <w:pgMar w:top="720" w:right="1080" w:bottom="720" w:left="1080" w:header="708" w:footer="708" w:gutter="0"/>
+      <w:pgMar w:top="900" w:right="1000" w:bottom="720" w:left="1000" w:header="708" w:footer="708" w:gutter="0"/>
       <w:pgNumType/>
       <w:docGrid w:linePitch="360"/>
     </w:sectPr>
@@ -474,6 +2931,58 @@
 </w:endnotes>
 </file>
 
+<file path=word/footer1.xml><?xml version="1.0" encoding="utf-8"?>
+<w:ftr xmlns:wpc="http://schemas.microsoft.com/office/word/2010/wordprocessingCanvas" xmlns:mc="http://schemas.openxmlformats.org/markup-compatibility/2006" xmlns:o="urn:schemas-microsoft-com:office:office" xmlns:r="http://schemas.openxmlformats.org/officeDocument/2006/relationships" xmlns:m="http://schemas.openxmlformats.org/officeDocument/2006/math" xmlns:v="urn:schemas-microsoft-com:vml" xmlns:wp14="http://schemas.microsoft.com/office/word/2010/wordprocessingDrawing" xmlns:wp="http://schemas.openxmlformats.org/drawingml/2006/wordprocessingDrawing" xmlns:w10="urn:schemas-microsoft-com:office:word" xmlns:w="http://schemas.openxmlformats.org/wordprocessingml/2006/main" xmlns:w14="http://schemas.microsoft.com/office/word/2010/wordml" xmlns:w15="http://schemas.microsoft.com/office/word/2012/wordml" xmlns:wpg="http://schemas.microsoft.com/office/word/2010/wordprocessingGroup" xmlns:wpi="http://schemas.microsoft.com/office/word/2010/wordprocessingInk" xmlns:wne="http://schemas.microsoft.com/office/word/2006/wordml" xmlns:wps="http://schemas.microsoft.com/office/word/2010/wordprocessingShape">
+  <w:p>
+    <w:pPr>
+      <w:jc w:val="center"/>
+    </w:pPr>
+    <w:r>
+      <w:rPr>
+        <w:rFonts w:ascii="Calibri" w:cs="Calibri" w:eastAsia="Calibri" w:hAnsi="Calibri"/>
+        <w:color w:val="888888"/>
+        <w:sz w:val="16"/>
+        <w:szCs w:val="16"/>
+      </w:rPr>
+      <w:t xml:space="preserve">Page </w:t>
+    </w:r>
+    <w:r>
+      <w:rPr>
+        <w:rFonts w:ascii="Calibri" w:cs="Calibri" w:eastAsia="Calibri" w:hAnsi="Calibri"/>
+        <w:color w:val="888888"/>
+        <w:sz w:val="16"/>
+        <w:szCs w:val="16"/>
+      </w:rPr>
+      <w:fldChar w:fldCharType="begin"/>
+      <w:instrText xml:space="preserve">PAGE</w:instrText>
+      <w:fldChar w:fldCharType="separate"/>
+      <w:fldChar w:fldCharType="end"/>
+    </w:r>
+    <w:r>
+      <w:rPr>
+        <w:rFonts w:ascii="Calibri" w:cs="Calibri" w:eastAsia="Calibri" w:hAnsi="Calibri"/>
+        <w:color w:val="888888"/>
+        <w:sz w:val="16"/>
+        <w:szCs w:val="16"/>
+      </w:rPr>
+      <w:t xml:space="preserve"> of </w:t>
+    </w:r>
+    <w:r>
+      <w:rPr>
+        <w:rFonts w:ascii="Calibri" w:cs="Calibri" w:eastAsia="Calibri" w:hAnsi="Calibri"/>
+        <w:color w:val="888888"/>
+        <w:sz w:val="16"/>
+        <w:szCs w:val="16"/>
+      </w:rPr>
+      <w:fldChar w:fldCharType="begin"/>
+      <w:instrText xml:space="preserve">NUMPAGES</w:instrText>
+      <w:fldChar w:fldCharType="separate"/>
+      <w:fldChar w:fldCharType="end"/>
+    </w:r>
+  </w:p>
+</w:ftr>
+</file>
+
 <file path=word/footnotes.xml><?xml version="1.0" encoding="utf-8"?>
 <w:footnotes xmlns:wpc="http://schemas.microsoft.com/office/word/2010/wordprocessingCanvas" xmlns:mc="http://schemas.openxmlformats.org/markup-compatibility/2006" xmlns:o="urn:schemas-microsoft-com:office:office" xmlns:r="http://schemas.openxmlformats.org/officeDocument/2006/relationships" xmlns:m="http://schemas.openxmlformats.org/officeDocument/2006/math" xmlns:v="urn:schemas-microsoft-com:vml" xmlns:wp14="http://schemas.microsoft.com/office/word/2010/wordprocessingDrawing" xmlns:wp="http://schemas.openxmlformats.org/drawingml/2006/wordprocessingDrawing" xmlns:w10="urn:schemas-microsoft-com:office:word" xmlns:w="http://schemas.openxmlformats.org/wordprocessingml/2006/main" xmlns:w14="http://schemas.microsoft.com/office/word/2010/wordml" xmlns:w15="http://schemas.microsoft.com/office/word/2012/wordml" xmlns:wpg="http://schemas.microsoft.com/office/word/2010/wordprocessingGroup" xmlns:wpi="http://schemas.microsoft.com/office/word/2010/wordprocessingInk" xmlns:wne="http://schemas.microsoft.com/office/word/2006/wordml" xmlns:wps="http://schemas.microsoft.com/office/word/2010/wordprocessingShape" mc:Ignorable="w14 w15 wp14">
   <w:footnote w:type="separator" w:id="-1">
@@ -509,6 +3018,42 @@
     </w:p>
   </w:footnote>
 </w:footnotes>
+</file>
+
+<file path=word/header1.xml><?xml version="1.0" encoding="utf-8"?>
+<w:hdr xmlns:wpc="http://schemas.microsoft.com/office/word/2010/wordprocessingCanvas" xmlns:mc="http://schemas.openxmlformats.org/markup-compatibility/2006" xmlns:o="urn:schemas-microsoft-com:office:office" xmlns:r="http://schemas.openxmlformats.org/officeDocument/2006/relationships" xmlns:m="http://schemas.openxmlformats.org/officeDocument/2006/math" xmlns:v="urn:schemas-microsoft-com:vml" xmlns:wp14="http://schemas.microsoft.com/office/word/2010/wordprocessingDrawing" xmlns:wp="http://schemas.openxmlformats.org/drawingml/2006/wordprocessingDrawing" xmlns:w10="urn:schemas-microsoft-com:office:word" xmlns:w="http://schemas.openxmlformats.org/wordprocessingml/2006/main" xmlns:w14="http://schemas.microsoft.com/office/word/2010/wordml" xmlns:w15="http://schemas.microsoft.com/office/word/2012/wordml" xmlns:wpg="http://schemas.microsoft.com/office/word/2010/wordprocessingGroup" xmlns:wpi="http://schemas.microsoft.com/office/word/2010/wordprocessingInk" xmlns:wne="http://schemas.microsoft.com/office/word/2006/wordml" xmlns:wps="http://schemas.microsoft.com/office/word/2010/wordprocessingShape" xmlns:cx="http://schemas.microsoft.com/office/drawing/2014/chartex" xmlns:cx1="http://schemas.microsoft.com/office/drawing/2015/9/8/chartex" xmlns:cx2="http://schemas.microsoft.com/office/drawing/2015/10/21/chartex" xmlns:cx3="http://schemas.microsoft.com/office/drawing/2016/5/9/chartex" xmlns:cx4="http://schemas.microsoft.com/office/drawing/2016/5/10/chartex" xmlns:cx5="http://schemas.microsoft.com/office/drawing/2016/5/11/chartex" xmlns:cx6="http://schemas.microsoft.com/office/drawing/2016/5/12/chartex" xmlns:cx7="http://schemas.microsoft.com/office/drawing/2016/5/13/chartex" xmlns:cx8="http://schemas.microsoft.com/office/drawing/2016/5/14/chartex" xmlns:w16cid="http://schemas.microsoft.com/office/word/2016/wordml/cid" xmlns:w16se="http://schemas.microsoft.com/office/word/2015/wordml/symex">
+  <w:p>
+    <w:pPr>
+      <w:pBdr>
+        <w:bottom w:val="single" w:color="BFD6E3" w:sz="4" w:space="4"/>
+      </w:pBdr>
+      <w:tabs>
+        <w:tab w:val="right" w:pos="9360"/>
+      </w:tabs>
+      <w:spacing w:after="60"/>
+    </w:pPr>
+    <w:r>
+      <w:rPr>
+        <w:rFonts w:ascii="Calibri" w:cs="Calibri" w:eastAsia="Calibri" w:hAnsi="Calibri"/>
+        <w:color w:val="666666"/>
+        <w:sz w:val="16"/>
+        <w:szCs w:val="16"/>
+      </w:rPr>
+      <w:t xml:space="preserve">Yahaya Umar Muhammad</w:t>
+    </w:r>
+    <w:r>
+      <w:rPr>
+        <w:rFonts w:ascii="Calibri" w:cs="Calibri" w:eastAsia="Calibri" w:hAnsi="Calibri"/>
+        <w:i/>
+        <w:iCs/>
+        <w:color w:val="666666"/>
+        <w:sz w:val="16"/>
+        <w:szCs w:val="16"/>
+      </w:rPr>
+      <w:t xml:space="preserve">	Question 5 — Coordinating Delivery Through the Round</w:t>
+    </w:r>
+  </w:p>
+</w:hdr>
 </file>
 
 <file path=word/numbering.xml><?xml version="1.0" encoding="utf-8"?>

--- a/Q5_Technical_Coordination/Q5_Response.docx
+++ b/Q5_Technical_Coordination/Q5_Response.docx
@@ -2825,7 +2825,7 @@
           <w:sz w:val="21"/>
           <w:szCs w:val="21"/>
         </w:rPr>
-        <w:t xml:space="preserve">a structured handover checklist, not a blank page; paired shadowing with interim or incoming coverage; recorded walkthroughs where permitted; shared documentation; explicit transfer of ownership; rehearsal by the receiving analyst; sign-off on every critical task before the analyst's last day.</w:t>
+        <w:t xml:space="preserve">a structured handover checklist, not a blank page; paired shadowing with interim or incoming coverage; shared documentation; explicit transfer of ownership; rehearsal by the receiving analyst; sign-off on every critical task before departure.</w:t>
       </w:r>
     </w:p>
     <w:p>
@@ -2859,7 +2859,7 @@
           <w:sz w:val="21"/>
           <w:szCs w:val="21"/>
         </w:rPr>
-        <w:t xml:space="preserve">Named workstream leads — database integrity, coverage reconciliation, counterpart liaison — hold explicit decision rights and escalation thresholds within their workstream, so nothing routes through the coordinator by default. Coordination runs on short daily checkpoints, not constant availability. Quality is supervised through the automated validation and audit trail in Section 3, peer review, exception reports, and sampled checks — not by personally reviewing every edit and every output.</w:t>
+        <w:t xml:space="preserve">Named workstream leads — database integrity, coverage reconciliation, counterpart liaison — hold decision rights and escalation thresholds, so nothing routes through the coordinator by default. Coordination runs on short daily checkpoints, not constant availability. Quality is supervised through the Section 3 automated validation and audit trail, peer review, exception reports, and sampled checks — not by personally reviewing every edit and output.</w:t>
       </w:r>
     </w:p>
     <w:p>
@@ -2875,7 +2875,7 @@
           <w:sz w:val="21"/>
           <w:szCs w:val="21"/>
         </w:rPr>
-        <w:t xml:space="preserve">The immediate response contains the crisis, but the crisis is itself evidence of a structural weakness: it escalated because critical knowledge was concentrated in individuals, documentation was too weak to substitute for them, and delegation gave no one else the authority to act. Documentation, cross-training, version-controlled workflows, shared ownership, and demonstrated backup capability — the standards built into Question 6 — are what prevent recurrence.</w:t>
+        <w:t xml:space="preserve">The immediate response contains the crisis, but the crisis is itself evidence of a structural weakness: it escalated because critical knowledge was concentrated in individuals, documentation was too weak to substitute for them, and delegation gave no one else the authority to act. Documentation, cross-training, version-controlled workflows, shared ownership, and demonstrated backup capability — the same contractual standards behind the counterpart training dates acknowledged above, built out in Question 6 — are what prevent recurrence.</w:t>
       </w:r>
     </w:p>
     <w:sectPr>
@@ -2956,6 +2956,23 @@
       <w:fldChar w:fldCharType="begin"/>
       <w:instrText xml:space="preserve">PAGE</w:instrText>
       <w:fldChar w:fldCharType="separate"/>
+    </w:r>
+    <w:r>
+      <w:rPr>
+        <w:rFonts w:ascii="Calibri" w:cs="Calibri" w:eastAsia="Calibri" w:hAnsi="Calibri"/>
+        <w:color w:val="888888"/>
+        <w:sz w:val="16"/>
+        <w:szCs w:val="16"/>
+      </w:rPr>
+      <w:t>1</w:t>
+    </w:r>
+    <w:r>
+      <w:rPr>
+        <w:rFonts w:ascii="Calibri" w:cs="Calibri" w:eastAsia="Calibri" w:hAnsi="Calibri"/>
+        <w:color w:val="888888"/>
+        <w:sz w:val="16"/>
+        <w:szCs w:val="16"/>
+      </w:rPr>
       <w:fldChar w:fldCharType="end"/>
     </w:r>
     <w:r>
@@ -2977,6 +2994,23 @@
       <w:fldChar w:fldCharType="begin"/>
       <w:instrText xml:space="preserve">NUMPAGES</w:instrText>
       <w:fldChar w:fldCharType="separate"/>
+    </w:r>
+    <w:r>
+      <w:rPr>
+        <w:rFonts w:ascii="Calibri" w:cs="Calibri" w:eastAsia="Calibri" w:hAnsi="Calibri"/>
+        <w:color w:val="888888"/>
+        <w:sz w:val="16"/>
+        <w:szCs w:val="16"/>
+      </w:rPr>
+      <w:t>3</w:t>
+    </w:r>
+    <w:r>
+      <w:rPr>
+        <w:rFonts w:ascii="Calibri" w:cs="Calibri" w:eastAsia="Calibri" w:hAnsi="Calibri"/>
+        <w:color w:val="888888"/>
+        <w:sz w:val="16"/>
+        <w:szCs w:val="16"/>
+      </w:rPr>
       <w:fldChar w:fldCharType="end"/>
     </w:r>
   </w:p>

--- a/Q5_Technical_Coordination/Q5_Response.docx
+++ b/Q5_Technical_Coordination/Q5_Response.docx
@@ -1298,7 +1298,7 @@
           <w:sz w:val="21"/>
           <w:szCs w:val="21"/>
         </w:rPr>
-        <w:t xml:space="preserve">A single governed pipeline output is designated the figure of record — governed and reproducible, not automatically correct. It carries a fixed specification: agreed denominator, geographic unit, reporting cut-off, source hierarchy (track/e-tally derivation over ad hoc spreadsheets), validation status, and a version number. This is stated explicitly to the state and to national level: this is the number we stand behind procedurally, and it may still be revised.</w:t>
+        <w:t xml:space="preserve">One controlled, repeatable pipeline output is named the figure of record — reliable, not automatically correct. It carries a fixed specification: agreed denominator, geographic unit, reporting cut-off, source hierarchy (track/e-tally derivation over ad hoc spreadsheets), validation status, and a version number. This is stated explicitly to the state and to national level: this is the number we stand behind procedurally, and it may still be revised.</w:t>
       </w:r>
     </w:p>
     <w:tbl>
@@ -1942,7 +1942,7 @@
           <w:sz w:val="21"/>
           <w:szCs w:val="21"/>
         </w:rPr>
-        <w:t xml:space="preserve">The shared enterprise database is PostgreSQL/PostGIS with role-based, controlled editing — a PostGIS-native workflow, not a dependency on an external versioning product, so every mechanism below is directly maintainable by the existing central data engineering capacity.</w:t>
+        <w:t xml:space="preserve">The shared database is PostgreSQL/PostGIS, with role-based, controlled editing — built natively in PostGIS rather than relying on a separate external tool, so the team can maintain everything below with its own existing data engineering skills.</w:t>
       </w:r>
     </w:p>
     <w:tbl>
